--- a/note-articles/2026-09-06-kukai-to-shingon-no-meiho.docx
+++ b/note-articles/2026-09-06-kukai-to-shingon-no-meiho.docx
@@ -66,69 +66,211 @@
           <w:sz w:val="24"/>
           <w:szCs w:val="24"/>
         </w:rPr>
-        <w:t xml:space="preserve">ただ見るだけじゃない。</w:t>
-      </w:r>
-    </w:p>
-    <w:p>
-      <w:pPr>
-        <w:spacing w:after="120"/>
-      </w:pPr>
-    </w:p>
-    <w:p>
-      <w:pPr>
-        <w:spacing w:after="0" w:line="320"/>
-      </w:pPr>
-      <w:r>
-        <w:rPr>
-          <w:rFonts w:ascii="游明朝" w:cs="游明朝" w:eastAsia="游明朝" w:hAnsi="游明朝"/>
-          <w:sz w:val="24"/>
-          <w:szCs w:val="24"/>
-        </w:rPr>
-        <w:t xml:space="preserve">これは布教のためにどういう戦略で作られたものなのか、</w:t>
-      </w:r>
-    </w:p>
-    <w:p>
-      <w:pPr>
-        <w:spacing w:after="0" w:line="320"/>
-      </w:pPr>
-      <w:r>
-        <w:rPr>
-          <w:rFonts w:ascii="游明朝" w:cs="游明朝" w:eastAsia="游明朝" w:hAnsi="游明朝"/>
-          <w:sz w:val="24"/>
-          <w:szCs w:val="24"/>
-        </w:rPr>
-        <w:t xml:space="preserve">男性社会の中で、どうやって戦っていったのか——</w:t>
-      </w:r>
-    </w:p>
-    <w:p>
-      <w:pPr>
-        <w:spacing w:after="0" w:line="320"/>
-      </w:pPr>
-      <w:r>
-        <w:rPr>
-          <w:rFonts w:ascii="游明朝" w:cs="游明朝" w:eastAsia="游明朝" w:hAnsi="游明朝"/>
-          <w:sz w:val="24"/>
-          <w:szCs w:val="24"/>
-        </w:rPr>
-        <w:t xml:space="preserve">そういう解説を聞きながら、一緒に会場を回った。</w:t>
-      </w:r>
-    </w:p>
-    <w:p>
-      <w:pPr>
-        <w:spacing w:after="120"/>
-      </w:pPr>
-    </w:p>
-    <w:p>
-      <w:pPr>
-        <w:spacing w:after="0" w:line="320"/>
-      </w:pPr>
-      <w:r>
-        <w:rPr>
-          <w:rFonts w:ascii="游明朝" w:cs="游明朝" w:eastAsia="游明朝" w:hAnsi="游明朝"/>
-          <w:sz w:val="24"/>
-          <w:szCs w:val="24"/>
-        </w:rPr>
-        <w:t xml:space="preserve">聞いていて、思わず「確かに」と声が出た。</w:t>
+        <w:t xml:space="preserve">最初は、ただの「お勉強」のつもりだった。</w:t>
+      </w:r>
+    </w:p>
+    <w:p>
+      <w:pPr>
+        <w:spacing w:after="120"/>
+      </w:pPr>
+    </w:p>
+    <w:p>
+      <w:pPr>
+        <w:spacing w:after="0" w:line="320"/>
+      </w:pPr>
+      <w:r>
+        <w:rPr>
+          <w:rFonts w:ascii="游明朝" w:cs="游明朝" w:eastAsia="游明朝" w:hAnsi="游明朝"/>
+          <w:sz w:val="24"/>
+          <w:szCs w:val="24"/>
+        </w:rPr>
+        <w:t xml:space="preserve">千年前の仏像や曼荼羅を見て、</w:t>
+      </w:r>
+    </w:p>
+    <w:p>
+      <w:pPr>
+        <w:spacing w:after="0" w:line="320"/>
+      </w:pPr>
+      <w:r>
+        <w:rPr>
+          <w:rFonts w:ascii="游明朝" w:cs="游明朝" w:eastAsia="游明朝" w:hAnsi="游明朝"/>
+          <w:sz w:val="24"/>
+          <w:szCs w:val="24"/>
+        </w:rPr>
+        <w:t xml:space="preserve">自分たちの仕事の話につながるなんて、</w:t>
+      </w:r>
+    </w:p>
+    <w:p>
+      <w:pPr>
+        <w:spacing w:after="0" w:line="320"/>
+      </w:pPr>
+      <w:r>
+        <w:rPr>
+          <w:rFonts w:ascii="游明朝" w:cs="游明朝" w:eastAsia="游明朝" w:hAnsi="游明朝"/>
+          <w:sz w:val="24"/>
+          <w:szCs w:val="24"/>
+        </w:rPr>
+        <w:t xml:space="preserve">その時は微塵も思っていなかった。</w:t>
+      </w:r>
+    </w:p>
+    <w:p>
+      <w:pPr>
+        <w:spacing w:after="120"/>
+      </w:pPr>
+    </w:p>
+    <w:p>
+      <w:pPr>
+        <w:spacing w:after="0" w:line="320"/>
+      </w:pPr>
+      <w:r>
+        <w:rPr>
+          <w:rFonts w:ascii="游明朝" w:cs="游明朝" w:eastAsia="游明朝" w:hAnsi="游明朝"/>
+          <w:sz w:val="24"/>
+          <w:szCs w:val="24"/>
+        </w:rPr>
+        <w:t xml:space="preserve">でも師匠は、展示室を歩きながら、こう切り出した。</w:t>
+      </w:r>
+    </w:p>
+    <w:p>
+      <w:pPr>
+        <w:spacing w:after="120"/>
+      </w:pPr>
+    </w:p>
+    <w:p>
+      <w:pPr>
+        <w:spacing w:after="0" w:line="320"/>
+      </w:pPr>
+      <w:r>
+        <w:rPr>
+          <w:rFonts w:ascii="游明朝" w:cs="游明朝" w:eastAsia="游明朝" w:hAnsi="游明朝"/>
+          <w:sz w:val="24"/>
+          <w:szCs w:val="24"/>
+        </w:rPr>
+        <w:t xml:space="preserve">これは、布教のためにどういう戦略で作られたものなのか。</w:t>
+      </w:r>
+    </w:p>
+    <w:p>
+      <w:pPr>
+        <w:spacing w:after="0" w:line="320"/>
+      </w:pPr>
+      <w:r>
+        <w:rPr>
+          <w:rFonts w:ascii="游明朝" w:cs="游明朝" w:eastAsia="游明朝" w:hAnsi="游明朝"/>
+          <w:sz w:val="24"/>
+          <w:szCs w:val="24"/>
+        </w:rPr>
+        <w:t xml:space="preserve">男性が中心だった当時の社会の中で、どうやって自分たちの教えを広めていったのか。</w:t>
+      </w:r>
+    </w:p>
+    <w:p>
+      <w:pPr>
+        <w:spacing w:after="120"/>
+      </w:pPr>
+    </w:p>
+    <w:p>
+      <w:pPr>
+        <w:spacing w:after="0" w:line="320"/>
+      </w:pPr>
+      <w:r>
+        <w:rPr>
+          <w:rFonts w:ascii="游明朝" w:cs="游明朝" w:eastAsia="游明朝" w:hAnsi="游明朝"/>
+          <w:sz w:val="24"/>
+          <w:szCs w:val="24"/>
+        </w:rPr>
+        <w:t xml:space="preserve">え、仏像の話をしてたはずなのに、急に「戦略」？</w:t>
+      </w:r>
+    </w:p>
+    <w:p>
+      <w:pPr>
+        <w:spacing w:after="120"/>
+      </w:pPr>
+    </w:p>
+    <w:p>
+      <w:pPr>
+        <w:spacing w:after="0" w:line="320"/>
+      </w:pPr>
+      <w:r>
+        <w:rPr>
+          <w:rFonts w:ascii="游明朝" w:cs="游明朝" w:eastAsia="游明朝" w:hAnsi="游明朝"/>
+          <w:sz w:val="24"/>
+          <w:szCs w:val="24"/>
+        </w:rPr>
+        <w:t xml:space="preserve">一瞬、戸惑った。というより、</w:t>
+      </w:r>
+    </w:p>
+    <w:p>
+      <w:pPr>
+        <w:spacing w:after="0" w:line="320"/>
+      </w:pPr>
+      <w:r>
+        <w:rPr>
+          <w:rFonts w:ascii="游明朝" w:cs="游明朝" w:eastAsia="游明朝" w:hAnsi="游明朝"/>
+          <w:sz w:val="24"/>
+          <w:szCs w:val="24"/>
+        </w:rPr>
+        <w:t xml:space="preserve">少し嫌な気持ちにさえなった。</w:t>
+      </w:r>
+    </w:p>
+    <w:p>
+      <w:pPr>
+        <w:spacing w:after="120"/>
+      </w:pPr>
+    </w:p>
+    <w:p>
+      <w:pPr>
+        <w:spacing w:after="0" w:line="320"/>
+      </w:pPr>
+      <w:r>
+        <w:rPr>
+          <w:rFonts w:ascii="游明朝" w:cs="游明朝" w:eastAsia="游明朝" w:hAnsi="游明朝"/>
+          <w:sz w:val="24"/>
+          <w:szCs w:val="24"/>
+        </w:rPr>
+        <w:t xml:space="preserve">信仰の対象を、戦略とかマーケティングとかいう言葉で語ってしまっていいのだろうか。</w:t>
+      </w:r>
+    </w:p>
+    <w:p>
+      <w:pPr>
+        <w:spacing w:after="0" w:line="320"/>
+      </w:pPr>
+      <w:r>
+        <w:rPr>
+          <w:rFonts w:ascii="游明朝" w:cs="游明朝" w:eastAsia="游明朝" w:hAnsi="游明朝"/>
+          <w:sz w:val="24"/>
+          <w:szCs w:val="24"/>
+        </w:rPr>
+        <w:t xml:space="preserve">なんだか、罰当たりな気がしたのだ。</w:t>
+      </w:r>
+    </w:p>
+    <w:p>
+      <w:pPr>
+        <w:spacing w:after="120"/>
+      </w:pPr>
+    </w:p>
+    <w:p>
+      <w:pPr>
+        <w:spacing w:after="0" w:line="320"/>
+      </w:pPr>
+      <w:r>
+        <w:rPr>
+          <w:rFonts w:ascii="游明朝" w:cs="游明朝" w:eastAsia="游明朝" w:hAnsi="游明朝"/>
+          <w:sz w:val="24"/>
+          <w:szCs w:val="24"/>
+        </w:rPr>
+        <w:t xml:space="preserve">でも、解説を聞きながら仏様たちの前に立ち続けているうちに、</w:t>
+      </w:r>
+    </w:p>
+    <w:p>
+      <w:pPr>
+        <w:spacing w:after="0" w:line="320"/>
+      </w:pPr>
+      <w:r>
+        <w:rPr>
+          <w:rFonts w:ascii="游明朝" w:cs="游明朝" w:eastAsia="游明朝" w:hAnsi="游明朝"/>
+          <w:sz w:val="24"/>
+          <w:szCs w:val="24"/>
+        </w:rPr>
+        <w:t xml:space="preserve">その戸惑いは、少しずつ形を変えていった。</w:t>
       </w:r>
     </w:p>
     <w:p>
@@ -164,6 +306,24 @@
           <w:sz w:val="24"/>
           <w:szCs w:val="24"/>
         </w:rPr>
+        <w:t xml:space="preserve">不動明王がいて、隣には別の明王がいて、それぞれ表情も、持ち物も、乗っている生き物も違う。</w:t>
+      </w:r>
+    </w:p>
+    <w:p>
+      <w:pPr>
+        <w:spacing w:after="120"/>
+      </w:pPr>
+    </w:p>
+    <w:p>
+      <w:pPr>
+        <w:spacing w:after="0" w:line="320"/>
+      </w:pPr>
+      <w:r>
+        <w:rPr>
+          <w:rFonts w:ascii="游明朝" w:cs="游明朝" w:eastAsia="游明朝" w:hAnsi="游明朝"/>
+          <w:sz w:val="24"/>
+          <w:szCs w:val="24"/>
+        </w:rPr>
         <w:t xml:space="preserve">これ、現代でいう〇〇レンジャーじゃない？</w:t>
       </w:r>
     </w:p>
@@ -182,56 +342,105 @@
           <w:sz w:val="24"/>
           <w:szCs w:val="24"/>
         </w:rPr>
-        <w:t xml:space="preserve">そう思ってしまった。</w:t>
-      </w:r>
-    </w:p>
-    <w:p>
-      <w:pPr>
-        <w:spacing w:after="120"/>
-      </w:pPr>
-    </w:p>
-    <w:p>
-      <w:pPr>
-        <w:spacing w:after="0" w:line="320"/>
-      </w:pPr>
-      <w:r>
-        <w:rPr>
-          <w:rFonts w:ascii="游明朝" w:cs="游明朝" w:eastAsia="游明朝" w:hAnsi="游明朝"/>
-          <w:sz w:val="24"/>
-          <w:szCs w:val="24"/>
-        </w:rPr>
-        <w:t xml:space="preserve">描かれている動物に乗っている姿も、</w:t>
-      </w:r>
-    </w:p>
-    <w:p>
-      <w:pPr>
-        <w:spacing w:after="0" w:line="320"/>
-      </w:pPr>
-      <w:r>
-        <w:rPr>
-          <w:rFonts w:ascii="游明朝" w:cs="游明朝" w:eastAsia="游明朝" w:hAnsi="游明朝"/>
-          <w:sz w:val="24"/>
-          <w:szCs w:val="24"/>
-        </w:rPr>
-        <w:t xml:space="preserve">今でいう車や乗り物と同じ役割。</w:t>
-      </w:r>
-    </w:p>
-    <w:p>
-      <w:pPr>
-        <w:spacing w:after="120"/>
-      </w:pPr>
-    </w:p>
-    <w:p>
-      <w:pPr>
-        <w:spacing w:after="0" w:line="320"/>
-      </w:pPr>
-      <w:r>
-        <w:rPr>
-          <w:rFonts w:ascii="游明朝" w:cs="游明朝" w:eastAsia="游明朝" w:hAnsi="游明朝"/>
-          <w:sz w:val="24"/>
-          <w:szCs w:val="24"/>
-        </w:rPr>
-        <w:t xml:space="preserve">弓矢や、手に持っている法具も、</w:t>
+        <w:t xml:space="preserve">そう思ってしまって、</w:t>
+      </w:r>
+    </w:p>
+    <w:p>
+      <w:pPr>
+        <w:spacing w:after="0" w:line="320"/>
+      </w:pPr>
+      <w:r>
+        <w:rPr>
+          <w:rFonts w:ascii="游明朝" w:cs="游明朝" w:eastAsia="游明朝" w:hAnsi="游明朝"/>
+          <w:sz w:val="24"/>
+          <w:szCs w:val="24"/>
+        </w:rPr>
+        <w:t xml:space="preserve">自分でもぎょっとした。</w:t>
+      </w:r>
+    </w:p>
+    <w:p>
+      <w:pPr>
+        <w:spacing w:after="120"/>
+      </w:pPr>
+    </w:p>
+    <w:p>
+      <w:pPr>
+        <w:spacing w:after="0" w:line="320"/>
+      </w:pPr>
+      <w:r>
+        <w:rPr>
+          <w:rFonts w:ascii="游明朝" w:cs="游明朝" w:eastAsia="游明朝" w:hAnsi="游明朝"/>
+          <w:sz w:val="24"/>
+          <w:szCs w:val="24"/>
+        </w:rPr>
+        <w:t xml:space="preserve">こんな神聖なものを見て、子供番組を連想するなんて。</w:t>
+      </w:r>
+    </w:p>
+    <w:p>
+      <w:pPr>
+        <w:spacing w:after="120"/>
+      </w:pPr>
+    </w:p>
+    <w:p>
+      <w:pPr>
+        <w:spacing w:after="0" w:line="320"/>
+      </w:pPr>
+      <w:r>
+        <w:rPr>
+          <w:rFonts w:ascii="游明朝" w:cs="游明朝" w:eastAsia="游明朝" w:hAnsi="游明朝"/>
+          <w:sz w:val="24"/>
+          <w:szCs w:val="24"/>
+        </w:rPr>
+        <w:t xml:space="preserve">でも同時に、これ以上ないくらいしっくりきてしまったのも事実だった。</w:t>
+      </w:r>
+    </w:p>
+    <w:p>
+      <w:pPr>
+        <w:spacing w:after="120"/>
+      </w:pPr>
+    </w:p>
+    <w:p>
+      <w:pPr>
+        <w:spacing w:after="0" w:line="320"/>
+      </w:pPr>
+      <w:r>
+        <w:rPr>
+          <w:rFonts w:ascii="游明朝" w:cs="游明朝" w:eastAsia="游明朝" w:hAnsi="游明朝"/>
+          <w:sz w:val="24"/>
+          <w:szCs w:val="24"/>
+        </w:rPr>
+        <w:t xml:space="preserve">描かれている動物に乗っている姿は、</w:t>
+      </w:r>
+    </w:p>
+    <w:p>
+      <w:pPr>
+        <w:spacing w:after="0" w:line="320"/>
+      </w:pPr>
+      <w:r>
+        <w:rPr>
+          <w:rFonts w:ascii="游明朝" w:cs="游明朝" w:eastAsia="游明朝" w:hAnsi="游明朝"/>
+          <w:sz w:val="24"/>
+          <w:szCs w:val="24"/>
+        </w:rPr>
+        <w:t xml:space="preserve">今でいう車や乗り物の役割を果たしている。</w:t>
+      </w:r>
+    </w:p>
+    <w:p>
+      <w:pPr>
+        <w:spacing w:after="120"/>
+      </w:pPr>
+    </w:p>
+    <w:p>
+      <w:pPr>
+        <w:spacing w:after="0" w:line="320"/>
+      </w:pPr>
+      <w:r>
+        <w:rPr>
+          <w:rFonts w:ascii="游明朝" w:cs="游明朝" w:eastAsia="游明朝" w:hAnsi="游明朝"/>
+          <w:sz w:val="24"/>
+          <w:szCs w:val="24"/>
+        </w:rPr>
+        <w:t xml:space="preserve">弓矢や、手に持っている法具は、</w:t>
       </w:r>
     </w:p>
     <w:p>
@@ -262,167 +471,795 @@
           <w:sz w:val="24"/>
           <w:szCs w:val="24"/>
         </w:rPr>
-        <w:t xml:space="preserve">戦隊ヒーローが、それぞれ違う色、違う武器、違う乗り物を持っているように、</w:t>
-      </w:r>
-    </w:p>
-    <w:p>
-      <w:pPr>
-        <w:spacing w:after="0" w:line="320"/>
-      </w:pPr>
-      <w:r>
-        <w:rPr>
-          <w:rFonts w:ascii="游明朝" w:cs="游明朝" w:eastAsia="游明朝" w:hAnsi="游明朝"/>
-          <w:sz w:val="24"/>
-          <w:szCs w:val="24"/>
-        </w:rPr>
-        <w:t xml:space="preserve">仏様たちにも、それぞれの個性と装備がある。</w:t>
-      </w:r>
-    </w:p>
-    <w:p>
-      <w:pPr>
-        <w:spacing w:after="120"/>
-      </w:pPr>
-    </w:p>
-    <w:p>
-      <w:pPr>
-        <w:spacing w:after="0" w:line="320"/>
-      </w:pPr>
-      <w:r>
-        <w:rPr>
-          <w:rFonts w:ascii="游明朝" w:cs="游明朝" w:eastAsia="游明朝" w:hAnsi="游明朝"/>
-          <w:sz w:val="24"/>
-          <w:szCs w:val="24"/>
-        </w:rPr>
-        <w:t xml:space="preserve">これだけ長く、これだけ広く信仰されてきたのは、</w:t>
-      </w:r>
-    </w:p>
-    <w:p>
-      <w:pPr>
-        <w:spacing w:after="0" w:line="320"/>
-      </w:pPr>
-      <w:r>
-        <w:rPr>
-          <w:rFonts w:ascii="游明朝" w:cs="游明朝" w:eastAsia="游明朝" w:hAnsi="游明朝"/>
-          <w:sz w:val="24"/>
-          <w:szCs w:val="24"/>
-        </w:rPr>
-        <w:t xml:space="preserve">このエンタメ性と、</w:t>
-      </w:r>
-    </w:p>
-    <w:p>
-      <w:pPr>
-        <w:spacing w:after="0" w:line="320"/>
-      </w:pPr>
-      <w:r>
-        <w:rPr>
-          <w:rFonts w:ascii="游明朝" w:cs="游明朝" w:eastAsia="游明朝" w:hAnsi="游明朝"/>
-          <w:sz w:val="24"/>
-          <w:szCs w:val="24"/>
-        </w:rPr>
-        <w:t xml:space="preserve">男性の心をくすぐるアイテムの数々があったからこそなんだと思う。</w:t>
-      </w:r>
-    </w:p>
-    <w:p>
-      <w:pPr>
-        <w:spacing w:after="120"/>
-      </w:pPr>
-    </w:p>
-    <w:p>
-      <w:pPr>
-        <w:spacing w:after="0" w:line="320"/>
-      </w:pPr>
-      <w:r>
-        <w:rPr>
-          <w:rFonts w:ascii="游明朝" w:cs="游明朝" w:eastAsia="游明朝" w:hAnsi="游明朝"/>
-          <w:sz w:val="24"/>
-          <w:szCs w:val="24"/>
-        </w:rPr>
-        <w:t xml:space="preserve">そしてもうひとつ。</w:t>
-      </w:r>
-    </w:p>
-    <w:p>
-      <w:pPr>
-        <w:spacing w:after="120"/>
-      </w:pPr>
-    </w:p>
-    <w:p>
-      <w:pPr>
-        <w:spacing w:after="0" w:line="320"/>
-      </w:pPr>
-      <w:r>
-        <w:rPr>
-          <w:rFonts w:ascii="游明朝" w:cs="游明朝" w:eastAsia="游明朝" w:hAnsi="游明朝"/>
-          <w:sz w:val="24"/>
-          <w:szCs w:val="24"/>
-        </w:rPr>
-        <w:t xml:space="preserve">自然と手を合わせたくなる、あの表情。</w:t>
-      </w:r>
-    </w:p>
-    <w:p>
-      <w:pPr>
-        <w:spacing w:after="120"/>
-      </w:pPr>
-    </w:p>
-    <w:p>
-      <w:pPr>
-        <w:spacing w:after="0" w:line="320"/>
-      </w:pPr>
-      <w:r>
-        <w:rPr>
-          <w:rFonts w:ascii="游明朝" w:cs="游明朝" w:eastAsia="游明朝" w:hAnsi="游明朝"/>
-          <w:sz w:val="24"/>
-          <w:szCs w:val="24"/>
-        </w:rPr>
-        <w:t xml:space="preserve">いかに魂を惹きつけるか。</w:t>
-      </w:r>
-    </w:p>
-    <w:p>
-      <w:pPr>
-        <w:spacing w:after="120"/>
-      </w:pPr>
-    </w:p>
-    <w:p>
-      <w:pPr>
-        <w:spacing w:after="0" w:line="320"/>
-      </w:pPr>
-      <w:r>
-        <w:rPr>
-          <w:rFonts w:ascii="游明朝" w:cs="游明朝" w:eastAsia="游明朝" w:hAnsi="游明朝"/>
-          <w:sz w:val="24"/>
-          <w:szCs w:val="24"/>
-        </w:rPr>
-        <w:t xml:space="preserve">これも、仏教や信仰に欠かせない要素なんだと、</w:t>
-      </w:r>
-    </w:p>
-    <w:p>
-      <w:pPr>
-        <w:spacing w:after="0" w:line="320"/>
-      </w:pPr>
-      <w:r>
-        <w:rPr>
-          <w:rFonts w:ascii="游明朝" w:cs="游明朝" w:eastAsia="游明朝" w:hAnsi="游明朝"/>
-          <w:sz w:val="24"/>
-          <w:szCs w:val="24"/>
-        </w:rPr>
-        <w:t xml:space="preserve">展示を見ながら気づかされた。</w:t>
-      </w:r>
-    </w:p>
-    <w:p>
-      <w:pPr>
-        <w:spacing w:after="120"/>
-      </w:pPr>
-    </w:p>
-    <w:p>
-      <w:pPr>
-        <w:spacing w:after="0" w:line="320"/>
-      </w:pPr>
-      <w:r>
-        <w:rPr>
-          <w:rFonts w:ascii="游明朝" w:cs="游明朝" w:eastAsia="游明朝" w:hAnsi="游明朝"/>
-          <w:sz w:val="24"/>
-          <w:szCs w:val="24"/>
-        </w:rPr>
-        <w:t xml:space="preserve">正直、仏像を見て「マーケティングの教科書だ」と思う日が来るとは思わなかった。</w:t>
+        <w:t xml:space="preserve">一体一体、色も、武器も、乗り物も違う。</w:t>
+      </w:r>
+    </w:p>
+    <w:p>
+      <w:pPr>
+        <w:spacing w:after="0" w:line="320"/>
+      </w:pPr>
+      <w:r>
+        <w:rPr>
+          <w:rFonts w:ascii="游明朝" w:cs="游明朝" w:eastAsia="游明朝" w:hAnsi="游明朝"/>
+          <w:sz w:val="24"/>
+          <w:szCs w:val="24"/>
+        </w:rPr>
+        <w:t xml:space="preserve">はっきりとした「キャラ立ち」が、そこにある。</w:t>
+      </w:r>
+    </w:p>
+    <w:p>
+      <w:pPr>
+        <w:spacing w:after="120"/>
+      </w:pPr>
+    </w:p>
+    <w:p>
+      <w:pPr>
+        <w:spacing w:after="0" w:line="320"/>
+      </w:pPr>
+      <w:r>
+        <w:rPr>
+          <w:rFonts w:ascii="游明朝" w:cs="游明朝" w:eastAsia="游明朝" w:hAnsi="游明朝"/>
+          <w:sz w:val="24"/>
+          <w:szCs w:val="24"/>
+        </w:rPr>
+        <w:t xml:space="preserve">ここで、ようやく腑に落ちたことがあった。</w:t>
+      </w:r>
+    </w:p>
+    <w:p>
+      <w:pPr>
+        <w:spacing w:after="120"/>
+      </w:pPr>
+    </w:p>
+    <w:p>
+      <w:pPr>
+        <w:spacing w:after="0" w:line="320"/>
+      </w:pPr>
+      <w:r>
+        <w:rPr>
+          <w:rFonts w:ascii="游明朝" w:cs="游明朝" w:eastAsia="游明朝" w:hAnsi="游明朝"/>
+          <w:sz w:val="24"/>
+          <w:szCs w:val="24"/>
+        </w:rPr>
+        <w:t xml:space="preserve">私が最初に感じた「罰当たりな気がする」という後ろめたさは、</w:t>
+      </w:r>
+    </w:p>
+    <w:p>
+      <w:pPr>
+        <w:spacing w:after="0" w:line="320"/>
+      </w:pPr>
+      <w:r>
+        <w:rPr>
+          <w:rFonts w:ascii="游明朝" w:cs="游明朝" w:eastAsia="游明朝" w:hAnsi="游明朝"/>
+          <w:sz w:val="24"/>
+          <w:szCs w:val="24"/>
+        </w:rPr>
+        <w:t xml:space="preserve">たぶん、「戦略的であること」と「不純であること」を、</w:t>
+      </w:r>
+    </w:p>
+    <w:p>
+      <w:pPr>
+        <w:spacing w:after="0" w:line="320"/>
+      </w:pPr>
+      <w:r>
+        <w:rPr>
+          <w:rFonts w:ascii="游明朝" w:cs="游明朝" w:eastAsia="游明朝" w:hAnsi="游明朝"/>
+          <w:sz w:val="24"/>
+          <w:szCs w:val="24"/>
+        </w:rPr>
+        <w:t xml:space="preserve">無意識に同じものだと思い込んでいたからだ。</w:t>
+      </w:r>
+    </w:p>
+    <w:p>
+      <w:pPr>
+        <w:spacing w:after="120"/>
+      </w:pPr>
+    </w:p>
+    <w:p>
+      <w:pPr>
+        <w:spacing w:after="0" w:line="320"/>
+      </w:pPr>
+      <w:r>
+        <w:rPr>
+          <w:rFonts w:ascii="游明朝" w:cs="游明朝" w:eastAsia="游明朝" w:hAnsi="游明朝"/>
+          <w:sz w:val="24"/>
+          <w:szCs w:val="24"/>
+        </w:rPr>
+        <w:t xml:space="preserve">でも、空海はそうじゃなかった。</w:t>
+      </w:r>
+    </w:p>
+    <w:p>
+      <w:pPr>
+        <w:spacing w:after="120"/>
+      </w:pPr>
+    </w:p>
+    <w:p>
+      <w:pPr>
+        <w:spacing w:after="0" w:line="320"/>
+      </w:pPr>
+      <w:r>
+        <w:rPr>
+          <w:rFonts w:ascii="游明朝" w:cs="游明朝" w:eastAsia="游明朝" w:hAnsi="游明朝"/>
+          <w:sz w:val="24"/>
+          <w:szCs w:val="24"/>
+        </w:rPr>
+        <w:t xml:space="preserve">彼は、文字も読めない人、遠い山奥の村に住む人、</w:t>
+      </w:r>
+    </w:p>
+    <w:p>
+      <w:pPr>
+        <w:spacing w:after="0" w:line="320"/>
+      </w:pPr>
+      <w:r>
+        <w:rPr>
+          <w:rFonts w:ascii="游明朝" w:cs="游明朝" w:eastAsia="游明朝" w:hAnsi="游明朝"/>
+          <w:sz w:val="24"/>
+          <w:szCs w:val="24"/>
+        </w:rPr>
+        <w:t xml:space="preserve">そういう人たちにまで、どうにかして自分の教えを届けようとした。</w:t>
+      </w:r>
+    </w:p>
+    <w:p>
+      <w:pPr>
+        <w:spacing w:after="0" w:line="320"/>
+      </w:pPr>
+      <w:r>
+        <w:rPr>
+          <w:rFonts w:ascii="游明朝" w:cs="游明朝" w:eastAsia="游明朝" w:hAnsi="游明朝"/>
+          <w:sz w:val="24"/>
+          <w:szCs w:val="24"/>
+        </w:rPr>
+        <w:t xml:space="preserve">その本気さが、あの表情、あのアイテム、あの構図として、</w:t>
+      </w:r>
+    </w:p>
+    <w:p>
+      <w:pPr>
+        <w:spacing w:after="0" w:line="320"/>
+      </w:pPr>
+      <w:r>
+        <w:rPr>
+          <w:rFonts w:ascii="游明朝" w:cs="游明朝" w:eastAsia="游明朝" w:hAnsi="游明朝"/>
+          <w:sz w:val="24"/>
+          <w:szCs w:val="24"/>
+        </w:rPr>
+        <w:t xml:space="preserve">千年経った今もそのまま残っている。</w:t>
+      </w:r>
+    </w:p>
+    <w:p>
+      <w:pPr>
+        <w:spacing w:after="120"/>
+      </w:pPr>
+    </w:p>
+    <w:p>
+      <w:pPr>
+        <w:spacing w:after="0" w:line="320"/>
+      </w:pPr>
+      <w:r>
+        <w:rPr>
+          <w:rFonts w:ascii="游明朝" w:cs="游明朝" w:eastAsia="游明朝" w:hAnsi="游明朝"/>
+          <w:sz w:val="24"/>
+          <w:szCs w:val="24"/>
+        </w:rPr>
+        <w:t xml:space="preserve">つまり、あの緻密な設計は、</w:t>
+      </w:r>
+    </w:p>
+    <w:p>
+      <w:pPr>
+        <w:spacing w:after="0" w:line="320"/>
+      </w:pPr>
+      <w:r>
+        <w:rPr>
+          <w:rFonts w:ascii="游明朝" w:cs="游明朝" w:eastAsia="游明朝" w:hAnsi="游明朝"/>
+          <w:sz w:val="24"/>
+          <w:szCs w:val="24"/>
+        </w:rPr>
+        <w:t xml:space="preserve">信仰を薄めるためのものじゃなくて、</w:t>
+      </w:r>
+    </w:p>
+    <w:p>
+      <w:pPr>
+        <w:spacing w:after="0" w:line="320"/>
+      </w:pPr>
+      <w:r>
+        <w:rPr>
+          <w:rFonts w:ascii="游明朝" w:cs="游明朝" w:eastAsia="游明朝" w:hAnsi="游明朝"/>
+          <w:sz w:val="24"/>
+          <w:szCs w:val="24"/>
+        </w:rPr>
+        <w:t xml:space="preserve">信仰を本気で届けるためのものだったのだ。</w:t>
+      </w:r>
+    </w:p>
+    <w:p>
+      <w:pPr>
+        <w:spacing w:after="120"/>
+      </w:pPr>
+    </w:p>
+    <w:p>
+      <w:pPr>
+        <w:spacing w:after="0" w:line="320"/>
+      </w:pPr>
+      <w:r>
+        <w:rPr>
+          <w:rFonts w:ascii="游明朝" w:cs="游明朝" w:eastAsia="游明朝" w:hAnsi="游明朝"/>
+          <w:sz w:val="24"/>
+          <w:szCs w:val="24"/>
+        </w:rPr>
+        <w:t xml:space="preserve">そう思った瞬間、自分の中の何かが、</w:t>
+      </w:r>
+    </w:p>
+    <w:p>
+      <w:pPr>
+        <w:spacing w:after="0" w:line="320"/>
+      </w:pPr>
+      <w:r>
+        <w:rPr>
+          <w:rFonts w:ascii="游明朝" w:cs="游明朝" w:eastAsia="游明朝" w:hAnsi="游明朝"/>
+          <w:sz w:val="24"/>
+          <w:szCs w:val="24"/>
+        </w:rPr>
+        <w:t xml:space="preserve">かちっと音を立てて動いた気がした。</w:t>
+      </w:r>
+    </w:p>
+    <w:p>
+      <w:pPr>
+        <w:spacing w:after="120"/>
+      </w:pPr>
+    </w:p>
+    <w:p>
+      <w:pPr>
+        <w:spacing w:after="0" w:line="320"/>
+      </w:pPr>
+      <w:r>
+        <w:rPr>
+          <w:rFonts w:ascii="游明朝" w:cs="游明朝" w:eastAsia="游明朝" w:hAnsi="游明朝"/>
+          <w:sz w:val="24"/>
+          <w:szCs w:val="24"/>
+        </w:rPr>
+        <w:t xml:space="preserve">実を言うと、私はずっと、心のどこかで、</w:t>
+      </w:r>
+    </w:p>
+    <w:p>
+      <w:pPr>
+        <w:spacing w:after="0" w:line="320"/>
+      </w:pPr>
+      <w:r>
+        <w:rPr>
+          <w:rFonts w:ascii="游明朝" w:cs="游明朝" w:eastAsia="游明朝" w:hAnsi="游明朝"/>
+          <w:sz w:val="24"/>
+          <w:szCs w:val="24"/>
+        </w:rPr>
+        <w:t xml:space="preserve">発信のやり方を「工夫する」ことに、少し後ろめたさを感じていた。</w:t>
+      </w:r>
+    </w:p>
+    <w:p>
+      <w:pPr>
+        <w:spacing w:after="120"/>
+      </w:pPr>
+    </w:p>
+    <w:p>
+      <w:pPr>
+        <w:spacing w:after="0" w:line="320"/>
+      </w:pPr>
+      <w:r>
+        <w:rPr>
+          <w:rFonts w:ascii="游明朝" w:cs="游明朝" w:eastAsia="游明朝" w:hAnsi="游明朝"/>
+          <w:sz w:val="24"/>
+          <w:szCs w:val="24"/>
+        </w:rPr>
+        <w:t xml:space="preserve">セミナーのタイトルの付け方、</w:t>
+      </w:r>
+    </w:p>
+    <w:p>
+      <w:pPr>
+        <w:spacing w:after="0" w:line="320"/>
+      </w:pPr>
+      <w:r>
+        <w:rPr>
+          <w:rFonts w:ascii="游明朝" w:cs="游明朝" w:eastAsia="游明朝" w:hAnsi="游明朝"/>
+          <w:sz w:val="24"/>
+          <w:szCs w:val="24"/>
+        </w:rPr>
+        <w:t xml:space="preserve">noteの文章の書き出し、</w:t>
+      </w:r>
+    </w:p>
+    <w:p>
+      <w:pPr>
+        <w:spacing w:after="0" w:line="320"/>
+      </w:pPr>
+      <w:r>
+        <w:rPr>
+          <w:rFonts w:ascii="游明朝" w:cs="游明朝" w:eastAsia="游明朝" w:hAnsi="游明朝"/>
+          <w:sz w:val="24"/>
+          <w:szCs w:val="24"/>
+        </w:rPr>
+        <w:t xml:space="preserve">どうすれば読んでもらえるか、届くかを考えること。</w:t>
+      </w:r>
+    </w:p>
+    <w:p>
+      <w:pPr>
+        <w:spacing w:after="120"/>
+      </w:pPr>
+    </w:p>
+    <w:p>
+      <w:pPr>
+        <w:spacing w:after="0" w:line="320"/>
+      </w:pPr>
+      <w:r>
+        <w:rPr>
+          <w:rFonts w:ascii="游明朝" w:cs="游明朝" w:eastAsia="游明朝" w:hAnsi="游明朝"/>
+          <w:sz w:val="24"/>
+          <w:szCs w:val="24"/>
+        </w:rPr>
+        <w:t xml:space="preserve">それは、なんだか本質からずれているような、</w:t>
+      </w:r>
+    </w:p>
+    <w:p>
+      <w:pPr>
+        <w:spacing w:after="0" w:line="320"/>
+      </w:pPr>
+      <w:r>
+        <w:rPr>
+          <w:rFonts w:ascii="游明朝" w:cs="游明朝" w:eastAsia="游明朝" w:hAnsi="游明朝"/>
+          <w:sz w:val="24"/>
+          <w:szCs w:val="24"/>
+        </w:rPr>
+        <w:t xml:space="preserve">中身より見せ方を優先しているような、</w:t>
+      </w:r>
+    </w:p>
+    <w:p>
+      <w:pPr>
+        <w:spacing w:after="0" w:line="320"/>
+      </w:pPr>
+      <w:r>
+        <w:rPr>
+          <w:rFonts w:ascii="游明朝" w:cs="游明朝" w:eastAsia="游明朝" w:hAnsi="游明朝"/>
+          <w:sz w:val="24"/>
+          <w:szCs w:val="24"/>
+        </w:rPr>
+        <w:t xml:space="preserve">そんな気がしていたのだ。</w:t>
+      </w:r>
+    </w:p>
+    <w:p>
+      <w:pPr>
+        <w:spacing w:after="120"/>
+      </w:pPr>
+    </w:p>
+    <w:p>
+      <w:pPr>
+        <w:spacing w:after="0" w:line="320"/>
+      </w:pPr>
+      <w:r>
+        <w:rPr>
+          <w:rFonts w:ascii="游明朝" w:cs="游明朝" w:eastAsia="游明朝" w:hAnsi="游明朝"/>
+          <w:sz w:val="24"/>
+          <w:szCs w:val="24"/>
+        </w:rPr>
+        <w:t xml:space="preserve">だから、いつも心のどこかにブレーキがかかっていた。</w:t>
+      </w:r>
+    </w:p>
+    <w:p>
+      <w:pPr>
+        <w:spacing w:after="120"/>
+      </w:pPr>
+    </w:p>
+    <w:p>
+      <w:pPr>
+        <w:spacing w:after="0" w:line="320"/>
+      </w:pPr>
+      <w:r>
+        <w:rPr>
+          <w:rFonts w:ascii="游明朝" w:cs="游明朝" w:eastAsia="游明朝" w:hAnsi="游明朝"/>
+          <w:sz w:val="24"/>
+          <w:szCs w:val="24"/>
+        </w:rPr>
+        <w:t xml:space="preserve">でも、あの明王たちの前に立って、初めて分かった。</w:t>
+      </w:r>
+    </w:p>
+    <w:p>
+      <w:pPr>
+        <w:spacing w:after="120"/>
+      </w:pPr>
+    </w:p>
+    <w:p>
+      <w:pPr>
+        <w:spacing w:after="0" w:line="320"/>
+      </w:pPr>
+      <w:r>
+        <w:rPr>
+          <w:rFonts w:ascii="游明朝" w:cs="游明朝" w:eastAsia="游明朝" w:hAnsi="游明朝"/>
+          <w:sz w:val="24"/>
+          <w:szCs w:val="24"/>
+        </w:rPr>
+        <w:t xml:space="preserve">届ける工夫をすることと、伝えたいことが薄っぺらいことは、</w:t>
+      </w:r>
+    </w:p>
+    <w:p>
+      <w:pPr>
+        <w:spacing w:after="0" w:line="320"/>
+      </w:pPr>
+      <w:r>
+        <w:rPr>
+          <w:rFonts w:ascii="游明朝" w:cs="游明朝" w:eastAsia="游明朝" w:hAnsi="游明朝"/>
+          <w:sz w:val="24"/>
+          <w:szCs w:val="24"/>
+        </w:rPr>
+        <w:t xml:space="preserve">まったく別の話なのだ。</w:t>
+      </w:r>
+    </w:p>
+    <w:p>
+      <w:pPr>
+        <w:spacing w:after="120"/>
+      </w:pPr>
+    </w:p>
+    <w:p>
+      <w:pPr>
+        <w:spacing w:after="0" w:line="320"/>
+      </w:pPr>
+      <w:r>
+        <w:rPr>
+          <w:rFonts w:ascii="游明朝" w:cs="游明朝" w:eastAsia="游明朝" w:hAnsi="游明朝"/>
+          <w:sz w:val="24"/>
+          <w:szCs w:val="24"/>
+        </w:rPr>
+        <w:t xml:space="preserve">むしろ、本気で届けたいと思っているからこそ、</w:t>
+      </w:r>
+    </w:p>
+    <w:p>
+      <w:pPr>
+        <w:spacing w:after="0" w:line="320"/>
+      </w:pPr>
+      <w:r>
+        <w:rPr>
+          <w:rFonts w:ascii="游明朝" w:cs="游明朝" w:eastAsia="游明朝" w:hAnsi="游明朝"/>
+          <w:sz w:val="24"/>
+          <w:szCs w:val="24"/>
+        </w:rPr>
+        <w:t xml:space="preserve">どう見えるか、どう伝わるかを、とことん考え抜く必要がある。</w:t>
+      </w:r>
+    </w:p>
+    <w:p>
+      <w:pPr>
+        <w:spacing w:after="120"/>
+      </w:pPr>
+    </w:p>
+    <w:p>
+      <w:pPr>
+        <w:spacing w:after="0" w:line="320"/>
+      </w:pPr>
+      <w:r>
+        <w:rPr>
+          <w:rFonts w:ascii="游明朝" w:cs="游明朝" w:eastAsia="游明朝" w:hAnsi="游明朝"/>
+          <w:sz w:val="24"/>
+          <w:szCs w:val="24"/>
+        </w:rPr>
+        <w:t xml:space="preserve">空海は、それを千年前にやっていた。</w:t>
+      </w:r>
+    </w:p>
+    <w:p>
+      <w:pPr>
+        <w:spacing w:after="120"/>
+      </w:pPr>
+    </w:p>
+    <w:p>
+      <w:pPr>
+        <w:spacing w:after="0" w:line="320"/>
+      </w:pPr>
+      <w:r>
+        <w:rPr>
+          <w:rFonts w:ascii="游明朝" w:cs="游明朝" w:eastAsia="游明朝" w:hAnsi="游明朝"/>
+          <w:sz w:val="24"/>
+          <w:szCs w:val="24"/>
+        </w:rPr>
+        <w:t xml:space="preserve">もうひとつ、痛かったことがある。</w:t>
+      </w:r>
+    </w:p>
+    <w:p>
+      <w:pPr>
+        <w:spacing w:after="120"/>
+      </w:pPr>
+    </w:p>
+    <w:p>
+      <w:pPr>
+        <w:spacing w:after="0" w:line="320"/>
+      </w:pPr>
+      <w:r>
+        <w:rPr>
+          <w:rFonts w:ascii="游明朝" w:cs="游明朝" w:eastAsia="游明朝" w:hAnsi="游明朝"/>
+          <w:sz w:val="24"/>
+          <w:szCs w:val="24"/>
+        </w:rPr>
+        <w:t xml:space="preserve">あれだけの規模の教えを広めるのに、</w:t>
+      </w:r>
+    </w:p>
+    <w:p>
+      <w:pPr>
+        <w:spacing w:after="0" w:line="320"/>
+      </w:pPr>
+      <w:r>
+        <w:rPr>
+          <w:rFonts w:ascii="游明朝" w:cs="游明朝" w:eastAsia="游明朝" w:hAnsi="游明朝"/>
+          <w:sz w:val="24"/>
+          <w:szCs w:val="24"/>
+        </w:rPr>
+        <w:t xml:space="preserve">空海は、決して一人ではなかったということだ。</w:t>
+      </w:r>
+    </w:p>
+    <w:p>
+      <w:pPr>
+        <w:spacing w:after="120"/>
+      </w:pPr>
+    </w:p>
+    <w:p>
+      <w:pPr>
+        <w:spacing w:after="0" w:line="320"/>
+      </w:pPr>
+      <w:r>
+        <w:rPr>
+          <w:rFonts w:ascii="游明朝" w:cs="游明朝" w:eastAsia="游明朝" w:hAnsi="游明朝"/>
+          <w:sz w:val="24"/>
+          <w:szCs w:val="24"/>
+        </w:rPr>
+        <w:t xml:space="preserve">弟子がいて、絵師がいて、彫師がいて、</w:t>
+      </w:r>
+    </w:p>
+    <w:p>
+      <w:pPr>
+        <w:spacing w:after="0" w:line="320"/>
+      </w:pPr>
+      <w:r>
+        <w:rPr>
+          <w:rFonts w:ascii="游明朝" w:cs="游明朝" w:eastAsia="游明朝" w:hAnsi="游明朝"/>
+          <w:sz w:val="24"/>
+          <w:szCs w:val="24"/>
+        </w:rPr>
+        <w:t xml:space="preserve">それぞれの得意なことを持ち寄って、あの仏像たちは形になっている。</w:t>
+      </w:r>
+    </w:p>
+    <w:p>
+      <w:pPr>
+        <w:spacing w:after="120"/>
+      </w:pPr>
+    </w:p>
+    <w:p>
+      <w:pPr>
+        <w:spacing w:after="0" w:line="320"/>
+      </w:pPr>
+      <w:r>
+        <w:rPr>
+          <w:rFonts w:ascii="游明朝" w:cs="游明朝" w:eastAsia="游明朝" w:hAnsi="游明朝"/>
+          <w:sz w:val="24"/>
+          <w:szCs w:val="24"/>
+        </w:rPr>
+        <w:t xml:space="preserve">正直に言うと、私は今、いろんな発信を、</w:t>
+      </w:r>
+    </w:p>
+    <w:p>
+      <w:pPr>
+        <w:spacing w:after="0" w:line="320"/>
+      </w:pPr>
+      <w:r>
+        <w:rPr>
+          <w:rFonts w:ascii="游明朝" w:cs="游明朝" w:eastAsia="游明朝" w:hAnsi="游明朝"/>
+          <w:sz w:val="24"/>
+          <w:szCs w:val="24"/>
+        </w:rPr>
+        <w:t xml:space="preserve">かなり一人で抱え込んでいる。</w:t>
+      </w:r>
+    </w:p>
+    <w:p>
+      <w:pPr>
+        <w:spacing w:after="120"/>
+      </w:pPr>
+    </w:p>
+    <w:p>
+      <w:pPr>
+        <w:spacing w:after="0" w:line="320"/>
+      </w:pPr>
+      <w:r>
+        <w:rPr>
+          <w:rFonts w:ascii="游明朝" w:cs="游明朝" w:eastAsia="游明朝" w:hAnsi="游明朝"/>
+          <w:sz w:val="24"/>
+          <w:szCs w:val="24"/>
+        </w:rPr>
+        <w:t xml:space="preserve">セミナーの内容をまとめるのも、</w:t>
+      </w:r>
+    </w:p>
+    <w:p>
+      <w:pPr>
+        <w:spacing w:after="0" w:line="320"/>
+      </w:pPr>
+      <w:r>
+        <w:rPr>
+          <w:rFonts w:ascii="游明朝" w:cs="游明朝" w:eastAsia="游明朝" w:hAnsi="游明朝"/>
+          <w:sz w:val="24"/>
+          <w:szCs w:val="24"/>
+        </w:rPr>
+        <w:t xml:space="preserve">noteの記事を書くのも、</w:t>
+      </w:r>
+    </w:p>
+    <w:p>
+      <w:pPr>
+        <w:spacing w:after="0" w:line="320"/>
+      </w:pPr>
+      <w:r>
+        <w:rPr>
+          <w:rFonts w:ascii="游明朝" w:cs="游明朝" w:eastAsia="游明朝" w:hAnsi="游明朝"/>
+          <w:sz w:val="24"/>
+          <w:szCs w:val="24"/>
+        </w:rPr>
+        <w:t xml:space="preserve">思いついたことを形にするのも、</w:t>
+      </w:r>
+    </w:p>
+    <w:p>
+      <w:pPr>
+        <w:spacing w:after="0" w:line="320"/>
+      </w:pPr>
+      <w:r>
+        <w:rPr>
+          <w:rFonts w:ascii="游明朝" w:cs="游明朝" w:eastAsia="游明朝" w:hAnsi="游明朝"/>
+          <w:sz w:val="24"/>
+          <w:szCs w:val="24"/>
+        </w:rPr>
+        <w:t xml:space="preserve">気づけば自分一人で完結させようとしている自分がいる。</w:t>
+      </w:r>
+    </w:p>
+    <w:p>
+      <w:pPr>
+        <w:spacing w:after="120"/>
+      </w:pPr>
+    </w:p>
+    <w:p>
+      <w:pPr>
+        <w:spacing w:after="0" w:line="320"/>
+      </w:pPr>
+      <w:r>
+        <w:rPr>
+          <w:rFonts w:ascii="游明朝" w:cs="游明朝" w:eastAsia="游明朝" w:hAnsi="游明朝"/>
+          <w:sz w:val="24"/>
+          <w:szCs w:val="24"/>
+        </w:rPr>
+        <w:t xml:space="preserve">誰かに頼るのが、なんとなく苦手なのだ。</w:t>
+      </w:r>
+    </w:p>
+    <w:p>
+      <w:pPr>
+        <w:spacing w:after="0" w:line="320"/>
+      </w:pPr>
+      <w:r>
+        <w:rPr>
+          <w:rFonts w:ascii="游明朝" w:cs="游明朝" w:eastAsia="游明朝" w:hAnsi="游明朝"/>
+          <w:sz w:val="24"/>
+          <w:szCs w:val="24"/>
+        </w:rPr>
+        <w:t xml:space="preserve">自分でやった方が早いと、いつも思ってしまう。</w:t>
+      </w:r>
+    </w:p>
+    <w:p>
+      <w:pPr>
+        <w:spacing w:after="120"/>
+      </w:pPr>
+    </w:p>
+    <w:p>
+      <w:pPr>
+        <w:spacing w:after="0" w:line="320"/>
+      </w:pPr>
+      <w:r>
+        <w:rPr>
+          <w:rFonts w:ascii="游明朝" w:cs="游明朝" w:eastAsia="游明朝" w:hAnsi="游明朝"/>
+          <w:sz w:val="24"/>
+          <w:szCs w:val="24"/>
+        </w:rPr>
+        <w:t xml:space="preserve">でも、それでは千年は届かない。</w:t>
+      </w:r>
+    </w:p>
+    <w:p>
+      <w:pPr>
+        <w:spacing w:after="120"/>
+      </w:pPr>
+    </w:p>
+    <w:p>
+      <w:pPr>
+        <w:spacing w:after="0" w:line="320"/>
+      </w:pPr>
+      <w:r>
+        <w:rPr>
+          <w:rFonts w:ascii="游明朝" w:cs="游明朝" w:eastAsia="游明朝" w:hAnsi="游明朝"/>
+          <w:sz w:val="24"/>
+          <w:szCs w:val="24"/>
+        </w:rPr>
+        <w:t xml:space="preserve">空海が一人であそこまでやっていたら、</w:t>
+      </w:r>
+    </w:p>
+    <w:p>
+      <w:pPr>
+        <w:spacing w:after="0" w:line="320"/>
+      </w:pPr>
+      <w:r>
+        <w:rPr>
+          <w:rFonts w:ascii="游明朝" w:cs="游明朝" w:eastAsia="游明朝" w:hAnsi="游明朝"/>
+          <w:sz w:val="24"/>
+          <w:szCs w:val="24"/>
+        </w:rPr>
+        <w:t xml:space="preserve">きっと真言宗は、あの規模では残らなかった。</w:t>
+      </w:r>
+    </w:p>
+    <w:p>
+      <w:pPr>
+        <w:spacing w:after="120"/>
+      </w:pPr>
+    </w:p>
+    <w:p>
+      <w:pPr>
+        <w:spacing w:after="0" w:line="320"/>
+      </w:pPr>
+      <w:r>
+        <w:rPr>
+          <w:rFonts w:ascii="游明朝" w:cs="游明朝" w:eastAsia="游明朝" w:hAnsi="游明朝"/>
+          <w:sz w:val="24"/>
+          <w:szCs w:val="24"/>
+        </w:rPr>
+        <w:t xml:space="preserve">チームで作るからこそ、</w:t>
+      </w:r>
+    </w:p>
+    <w:p>
+      <w:pPr>
+        <w:spacing w:after="0" w:line="320"/>
+      </w:pPr>
+      <w:r>
+        <w:rPr>
+          <w:rFonts w:ascii="游明朝" w:cs="游明朝" w:eastAsia="游明朝" w:hAnsi="游明朝"/>
+          <w:sz w:val="24"/>
+          <w:szCs w:val="24"/>
+        </w:rPr>
+        <w:t xml:space="preserve">一人では思いつかない角度のアイデアが生まれる。</w:t>
+      </w:r>
+    </w:p>
+    <w:p>
+      <w:pPr>
+        <w:spacing w:after="0" w:line="320"/>
+      </w:pPr>
+      <w:r>
+        <w:rPr>
+          <w:rFonts w:ascii="游明朝" w:cs="游明朝" w:eastAsia="游明朝" w:hAnsi="游明朝"/>
+          <w:sz w:val="24"/>
+          <w:szCs w:val="24"/>
+        </w:rPr>
+        <w:t xml:space="preserve">一人では出せないスピードが出る。</w:t>
+      </w:r>
+    </w:p>
+    <w:p>
+      <w:pPr>
+        <w:spacing w:after="120"/>
+      </w:pPr>
+    </w:p>
+    <w:p>
+      <w:pPr>
+        <w:spacing w:after="0" w:line="320"/>
+      </w:pPr>
+      <w:r>
+        <w:rPr>
+          <w:rFonts w:ascii="游明朝" w:cs="游明朝" w:eastAsia="游明朝" w:hAnsi="游明朝"/>
+          <w:sz w:val="24"/>
+          <w:szCs w:val="24"/>
+        </w:rPr>
+        <w:t xml:space="preserve">それを、あの展示室で、仏様たちに教えられた気がする。</w:t>
+      </w:r>
+    </w:p>
+    <w:p>
+      <w:pPr>
+        <w:spacing w:after="120"/>
+      </w:pPr>
+    </w:p>
+    <w:p>
+      <w:pPr>
+        <w:spacing w:after="0" w:line="320"/>
+      </w:pPr>
+      <w:r>
+        <w:rPr>
+          <w:rFonts w:ascii="游明朝" w:cs="游明朝" w:eastAsia="游明朝" w:hAnsi="游明朝"/>
+          <w:sz w:val="24"/>
+          <w:szCs w:val="24"/>
+        </w:rPr>
+        <w:t xml:space="preserve">正直、仏像を見て、自分の仕事のやり方をここまで反省する日が来るとは思わなかった。</w:t>
       </w:r>
     </w:p>
     <w:p>
@@ -458,188 +1295,69 @@
           <w:sz w:val="24"/>
           <w:szCs w:val="24"/>
         </w:rPr>
-        <w:t xml:space="preserve">世の中のビジネス構築にも役立つ要素が、</w:t>
-      </w:r>
-    </w:p>
-    <w:p>
-      <w:pPr>
-        <w:spacing w:after="0" w:line="320"/>
-      </w:pPr>
-      <w:r>
-        <w:rPr>
-          <w:rFonts w:ascii="游明朝" w:cs="游明朝" w:eastAsia="游明朝" w:hAnsi="游明朝"/>
-          <w:sz w:val="24"/>
-          <w:szCs w:val="24"/>
-        </w:rPr>
-        <w:t xml:space="preserve">今日の学びの中にたくさんあった。</w:t>
-      </w:r>
-    </w:p>
-    <w:p>
-      <w:pPr>
-        <w:spacing w:after="120"/>
-      </w:pPr>
-    </w:p>
-    <w:p>
-      <w:pPr>
-        <w:spacing w:after="0" w:line="320"/>
-      </w:pPr>
-      <w:r>
-        <w:rPr>
-          <w:rFonts w:ascii="游明朝" w:cs="游明朝" w:eastAsia="游明朝" w:hAnsi="游明朝"/>
-          <w:sz w:val="24"/>
-          <w:szCs w:val="24"/>
-        </w:rPr>
-        <w:t xml:space="preserve">1. 人が圧倒されるエンタメ性。独自性を追求すること</w:t>
-      </w:r>
-    </w:p>
-    <w:p>
-      <w:pPr>
-        <w:spacing w:after="0" w:line="320"/>
-      </w:pPr>
-      <w:r>
-        <w:rPr>
-          <w:rFonts w:ascii="游明朝" w:cs="游明朝" w:eastAsia="游明朝" w:hAnsi="游明朝"/>
-          <w:sz w:val="24"/>
-          <w:szCs w:val="24"/>
-        </w:rPr>
-        <w:t xml:space="preserve">2. 自分たちの思いを、自分たちの言葉で伝え続けること</w:t>
-      </w:r>
-    </w:p>
-    <w:p>
-      <w:pPr>
-        <w:spacing w:after="0" w:line="320"/>
-      </w:pPr>
-      <w:r>
-        <w:rPr>
-          <w:rFonts w:ascii="游明朝" w:cs="游明朝" w:eastAsia="游明朝" w:hAnsi="游明朝"/>
-          <w:sz w:val="24"/>
-          <w:szCs w:val="24"/>
-        </w:rPr>
-        <w:t xml:space="preserve">3. 訴求できるところから、着実に訴求していくこと</w:t>
-      </w:r>
-    </w:p>
-    <w:p>
-      <w:pPr>
-        <w:spacing w:after="0" w:line="320"/>
-      </w:pPr>
-      <w:r>
-        <w:rPr>
-          <w:rFonts w:ascii="游明朝" w:cs="游明朝" w:eastAsia="游明朝" w:hAnsi="游明朝"/>
-          <w:sz w:val="24"/>
-          <w:szCs w:val="24"/>
-        </w:rPr>
-        <w:t xml:space="preserve">4. セールスマンとしての素質も、身につけること</w:t>
-      </w:r>
-    </w:p>
-    <w:p>
-      <w:pPr>
-        <w:spacing w:after="0" w:line="320"/>
-      </w:pPr>
-      <w:r>
-        <w:rPr>
-          <w:rFonts w:ascii="游明朝" w:cs="游明朝" w:eastAsia="游明朝" w:hAnsi="游明朝"/>
-          <w:sz w:val="24"/>
-          <w:szCs w:val="24"/>
-        </w:rPr>
-        <w:t xml:space="preserve">5. チームでやること</w:t>
-      </w:r>
-    </w:p>
-    <w:p>
-      <w:pPr>
-        <w:spacing w:after="120"/>
-      </w:pPr>
-    </w:p>
-    <w:p>
-      <w:pPr>
-        <w:spacing w:after="0" w:line="320"/>
-      </w:pPr>
-      <w:r>
-        <w:rPr>
-          <w:rFonts w:ascii="游明朝" w:cs="游明朝" w:eastAsia="游明朝" w:hAnsi="游明朝"/>
-          <w:sz w:val="24"/>
-          <w:szCs w:val="24"/>
-        </w:rPr>
-        <w:t xml:space="preserve">1人で普及させようとすると、労力も時間もかかる。</w:t>
-      </w:r>
-    </w:p>
-    <w:p>
-      <w:pPr>
-        <w:spacing w:after="120"/>
-      </w:pPr>
-    </w:p>
-    <w:p>
-      <w:pPr>
-        <w:spacing w:after="0" w:line="320"/>
-      </w:pPr>
-      <w:r>
-        <w:rPr>
-          <w:rFonts w:ascii="游明朝" w:cs="游明朝" w:eastAsia="游明朝" w:hAnsi="游明朝"/>
-          <w:sz w:val="24"/>
-          <w:szCs w:val="24"/>
-        </w:rPr>
-        <w:t xml:space="preserve">でもチームでやれば、</w:t>
-      </w:r>
-    </w:p>
-    <w:p>
-      <w:pPr>
-        <w:spacing w:after="0" w:line="320"/>
-      </w:pPr>
-      <w:r>
-        <w:rPr>
-          <w:rFonts w:ascii="游明朝" w:cs="游明朝" w:eastAsia="游明朝" w:hAnsi="游明朝"/>
-          <w:sz w:val="24"/>
-          <w:szCs w:val="24"/>
-        </w:rPr>
-        <w:t xml:space="preserve">それぞれの得意なことを活かして、爆速で進んでいける。</w:t>
-      </w:r>
-    </w:p>
-    <w:p>
-      <w:pPr>
-        <w:spacing w:after="120"/>
-      </w:pPr>
-    </w:p>
-    <w:p>
-      <w:pPr>
-        <w:spacing w:after="0" w:line="320"/>
-      </w:pPr>
-      <w:r>
-        <w:rPr>
-          <w:rFonts w:ascii="游明朝" w:cs="游明朝" w:eastAsia="游明朝" w:hAnsi="游明朝"/>
-          <w:sz w:val="24"/>
-          <w:szCs w:val="24"/>
-        </w:rPr>
-        <w:t xml:space="preserve">そして、楽しませるためには何ができるか、</w:t>
-      </w:r>
-    </w:p>
-    <w:p>
-      <w:pPr>
-        <w:spacing w:after="0" w:line="320"/>
-      </w:pPr>
-      <w:r>
-        <w:rPr>
-          <w:rFonts w:ascii="游明朝" w:cs="游明朝" w:eastAsia="游明朝" w:hAnsi="游明朝"/>
-          <w:sz w:val="24"/>
-          <w:szCs w:val="24"/>
-        </w:rPr>
-        <w:t xml:space="preserve">考えるほどにアイデアも湧いてくる。</w:t>
-      </w:r>
-    </w:p>
-    <w:p>
-      <w:pPr>
-        <w:spacing w:after="120"/>
-      </w:pPr>
-    </w:p>
-    <w:p>
-      <w:pPr>
-        <w:spacing w:after="0" w:line="320"/>
-      </w:pPr>
-      <w:r>
-        <w:rPr>
-          <w:rFonts w:ascii="游明朝" w:cs="游明朝" w:eastAsia="游明朝" w:hAnsi="游明朝"/>
-          <w:sz w:val="24"/>
-          <w:szCs w:val="24"/>
-        </w:rPr>
-        <w:t xml:space="preserve">そんな学びを得た、今回の展覧会だった。</w:t>
+        <w:t xml:space="preserve">千年前の人が、あれだけ本気で「届け方」を考え抜いていたのに、</w:t>
+      </w:r>
+    </w:p>
+    <w:p>
+      <w:pPr>
+        <w:spacing w:after="0" w:line="320"/>
+      </w:pPr>
+      <w:r>
+        <w:rPr>
+          <w:rFonts w:ascii="游明朝" w:cs="游明朝" w:eastAsia="游明朝" w:hAnsi="游明朝"/>
+          <w:sz w:val="24"/>
+          <w:szCs w:val="24"/>
+        </w:rPr>
+        <w:t xml:space="preserve">今の自分が、それを恥ずかしがっている場合ではない。</w:t>
+      </w:r>
+    </w:p>
+    <w:p>
+      <w:pPr>
+        <w:spacing w:after="120"/>
+      </w:pPr>
+    </w:p>
+    <w:p>
+      <w:pPr>
+        <w:spacing w:after="0" w:line="320"/>
+      </w:pPr>
+      <w:r>
+        <w:rPr>
+          <w:rFonts w:ascii="游明朝" w:cs="游明朝" w:eastAsia="游明朝" w:hAnsi="游明朝"/>
+          <w:sz w:val="24"/>
+          <w:szCs w:val="24"/>
+        </w:rPr>
+        <w:t xml:space="preserve">工夫することは、不純なことじゃない。</w:t>
+      </w:r>
+    </w:p>
+    <w:p>
+      <w:pPr>
+        <w:spacing w:after="0" w:line="320"/>
+      </w:pPr>
+      <w:r>
+        <w:rPr>
+          <w:rFonts w:ascii="游明朝" w:cs="游明朝" w:eastAsia="游明朝" w:hAnsi="游明朝"/>
+          <w:sz w:val="24"/>
+          <w:szCs w:val="24"/>
+        </w:rPr>
+        <w:t xml:space="preserve">一人で抱え込むことは、美徳じゃない。</w:t>
+      </w:r>
+    </w:p>
+    <w:p>
+      <w:pPr>
+        <w:spacing w:after="120"/>
+      </w:pPr>
+    </w:p>
+    <w:p>
+      <w:pPr>
+        <w:spacing w:after="0" w:line="320"/>
+      </w:pPr>
+      <w:r>
+        <w:rPr>
+          <w:rFonts w:ascii="游明朝" w:cs="游明朝" w:eastAsia="游明朝" w:hAnsi="游明朝"/>
+          <w:sz w:val="24"/>
+          <w:szCs w:val="24"/>
+        </w:rPr>
+        <w:t xml:space="preserve">そのふたつを、静かに、でもはっきりと突きつけられた気がした。</w:t>
       </w:r>
     </w:p>
     <w:p>

--- a/note-articles/2026-09-06-kukai-to-shingon-no-meiho.docx
+++ b/note-articles/2026-09-06-kukai-to-shingon-no-meiho.docx
@@ -226,37 +226,6 @@
           <w:sz w:val="24"/>
           <w:szCs w:val="24"/>
         </w:rPr>
-        <w:t xml:space="preserve">信仰の対象を、戦略とかマーケティングとかいう言葉で語ってしまっていいのだろうか。</w:t>
-      </w:r>
-    </w:p>
-    <w:p>
-      <w:pPr>
-        <w:spacing w:after="0" w:line="320"/>
-      </w:pPr>
-      <w:r>
-        <w:rPr>
-          <w:rFonts w:ascii="游明朝" w:cs="游明朝" w:eastAsia="游明朝" w:hAnsi="游明朝"/>
-          <w:sz w:val="24"/>
-          <w:szCs w:val="24"/>
-        </w:rPr>
-        <w:t xml:space="preserve">なんだか、罰当たりな気がしたのだ。</w:t>
-      </w:r>
-    </w:p>
-    <w:p>
-      <w:pPr>
-        <w:spacing w:after="120"/>
-      </w:pPr>
-    </w:p>
-    <w:p>
-      <w:pPr>
-        <w:spacing w:after="0" w:line="320"/>
-      </w:pPr>
-      <w:r>
-        <w:rPr>
-          <w:rFonts w:ascii="游明朝" w:cs="游明朝" w:eastAsia="游明朝" w:hAnsi="游明朝"/>
-          <w:sz w:val="24"/>
-          <w:szCs w:val="24"/>
-        </w:rPr>
         <w:t xml:space="preserve">でも、解説を聞きながら仏様たちの前に立ち続けているうちに、</w:t>
       </w:r>
     </w:p>
@@ -520,7 +489,7 @@
           <w:sz w:val="24"/>
           <w:szCs w:val="24"/>
         </w:rPr>
-        <w:t xml:space="preserve">私が最初に感じた「罰当たりな気がする」という後ろめたさは、</w:t>
+        <w:t xml:space="preserve">私が最初に感じた戸惑いは、</w:t>
       </w:r>
     </w:p>
     <w:p>
@@ -714,552 +683,358 @@
           <w:sz w:val="24"/>
           <w:szCs w:val="24"/>
         </w:rPr>
-        <w:t xml:space="preserve">実を言うと、私はずっと、心のどこかで、</w:t>
-      </w:r>
-    </w:p>
-    <w:p>
-      <w:pPr>
-        <w:spacing w:after="0" w:line="320"/>
-      </w:pPr>
-      <w:r>
-        <w:rPr>
-          <w:rFonts w:ascii="游明朝" w:cs="游明朝" w:eastAsia="游明朝" w:hAnsi="游明朝"/>
-          <w:sz w:val="24"/>
-          <w:szCs w:val="24"/>
-        </w:rPr>
-        <w:t xml:space="preserve">発信のやり方を「工夫する」ことに、少し後ろめたさを感じていた。</w:t>
-      </w:r>
-    </w:p>
-    <w:p>
-      <w:pPr>
-        <w:spacing w:after="120"/>
-      </w:pPr>
-    </w:p>
-    <w:p>
-      <w:pPr>
-        <w:spacing w:after="0" w:line="320"/>
-      </w:pPr>
-      <w:r>
-        <w:rPr>
-          <w:rFonts w:ascii="游明朝" w:cs="游明朝" w:eastAsia="游明朝" w:hAnsi="游明朝"/>
-          <w:sz w:val="24"/>
-          <w:szCs w:val="24"/>
-        </w:rPr>
-        <w:t xml:space="preserve">セミナーのタイトルの付け方、</w:t>
-      </w:r>
-    </w:p>
-    <w:p>
-      <w:pPr>
-        <w:spacing w:after="0" w:line="320"/>
-      </w:pPr>
-      <w:r>
-        <w:rPr>
-          <w:rFonts w:ascii="游明朝" w:cs="游明朝" w:eastAsia="游明朝" w:hAnsi="游明朝"/>
-          <w:sz w:val="24"/>
-          <w:szCs w:val="24"/>
-        </w:rPr>
-        <w:t xml:space="preserve">noteの文章の書き出し、</w:t>
-      </w:r>
-    </w:p>
-    <w:p>
-      <w:pPr>
-        <w:spacing w:after="0" w:line="320"/>
-      </w:pPr>
-      <w:r>
-        <w:rPr>
-          <w:rFonts w:ascii="游明朝" w:cs="游明朝" w:eastAsia="游明朝" w:hAnsi="游明朝"/>
-          <w:sz w:val="24"/>
-          <w:szCs w:val="24"/>
-        </w:rPr>
-        <w:t xml:space="preserve">どうすれば読んでもらえるか、届くかを考えること。</w:t>
-      </w:r>
-    </w:p>
-    <w:p>
-      <w:pPr>
-        <w:spacing w:after="120"/>
-      </w:pPr>
-    </w:p>
-    <w:p>
-      <w:pPr>
-        <w:spacing w:after="0" w:line="320"/>
-      </w:pPr>
-      <w:r>
-        <w:rPr>
-          <w:rFonts w:ascii="游明朝" w:cs="游明朝" w:eastAsia="游明朝" w:hAnsi="游明朝"/>
-          <w:sz w:val="24"/>
-          <w:szCs w:val="24"/>
-        </w:rPr>
-        <w:t xml:space="preserve">それは、なんだか本質からずれているような、</w:t>
-      </w:r>
-    </w:p>
-    <w:p>
-      <w:pPr>
-        <w:spacing w:after="0" w:line="320"/>
-      </w:pPr>
-      <w:r>
-        <w:rPr>
-          <w:rFonts w:ascii="游明朝" w:cs="游明朝" w:eastAsia="游明朝" w:hAnsi="游明朝"/>
-          <w:sz w:val="24"/>
-          <w:szCs w:val="24"/>
-        </w:rPr>
-        <w:t xml:space="preserve">中身より見せ方を優先しているような、</w:t>
-      </w:r>
-    </w:p>
-    <w:p>
-      <w:pPr>
-        <w:spacing w:after="0" w:line="320"/>
-      </w:pPr>
-      <w:r>
-        <w:rPr>
-          <w:rFonts w:ascii="游明朝" w:cs="游明朝" w:eastAsia="游明朝" w:hAnsi="游明朝"/>
-          <w:sz w:val="24"/>
-          <w:szCs w:val="24"/>
-        </w:rPr>
-        <w:t xml:space="preserve">そんな気がしていたのだ。</w:t>
-      </w:r>
-    </w:p>
-    <w:p>
-      <w:pPr>
-        <w:spacing w:after="120"/>
-      </w:pPr>
-    </w:p>
-    <w:p>
-      <w:pPr>
-        <w:spacing w:after="0" w:line="320"/>
-      </w:pPr>
-      <w:r>
-        <w:rPr>
-          <w:rFonts w:ascii="游明朝" w:cs="游明朝" w:eastAsia="游明朝" w:hAnsi="游明朝"/>
-          <w:sz w:val="24"/>
-          <w:szCs w:val="24"/>
-        </w:rPr>
-        <w:t xml:space="preserve">だから、いつも心のどこかにブレーキがかかっていた。</w:t>
-      </w:r>
-    </w:p>
-    <w:p>
-      <w:pPr>
-        <w:spacing w:after="120"/>
-      </w:pPr>
-    </w:p>
-    <w:p>
-      <w:pPr>
-        <w:spacing w:after="0" w:line="320"/>
-      </w:pPr>
-      <w:r>
-        <w:rPr>
-          <w:rFonts w:ascii="游明朝" w:cs="游明朝" w:eastAsia="游明朝" w:hAnsi="游明朝"/>
-          <w:sz w:val="24"/>
-          <w:szCs w:val="24"/>
-        </w:rPr>
-        <w:t xml:space="preserve">でも、あの明王たちの前に立って、初めて分かった。</w:t>
-      </w:r>
-    </w:p>
-    <w:p>
-      <w:pPr>
-        <w:spacing w:after="120"/>
-      </w:pPr>
-    </w:p>
-    <w:p>
-      <w:pPr>
-        <w:spacing w:after="0" w:line="320"/>
-      </w:pPr>
-      <w:r>
-        <w:rPr>
-          <w:rFonts w:ascii="游明朝" w:cs="游明朝" w:eastAsia="游明朝" w:hAnsi="游明朝"/>
-          <w:sz w:val="24"/>
-          <w:szCs w:val="24"/>
-        </w:rPr>
-        <w:t xml:space="preserve">届ける工夫をすることと、伝えたいことが薄っぺらいことは、</w:t>
-      </w:r>
-    </w:p>
-    <w:p>
-      <w:pPr>
-        <w:spacing w:after="0" w:line="320"/>
-      </w:pPr>
-      <w:r>
-        <w:rPr>
-          <w:rFonts w:ascii="游明朝" w:cs="游明朝" w:eastAsia="游明朝" w:hAnsi="游明朝"/>
-          <w:sz w:val="24"/>
-          <w:szCs w:val="24"/>
-        </w:rPr>
-        <w:t xml:space="preserve">まったく別の話なのだ。</w:t>
-      </w:r>
-    </w:p>
-    <w:p>
-      <w:pPr>
-        <w:spacing w:after="120"/>
-      </w:pPr>
-    </w:p>
-    <w:p>
-      <w:pPr>
-        <w:spacing w:after="0" w:line="320"/>
-      </w:pPr>
-      <w:r>
-        <w:rPr>
-          <w:rFonts w:ascii="游明朝" w:cs="游明朝" w:eastAsia="游明朝" w:hAnsi="游明朝"/>
-          <w:sz w:val="24"/>
-          <w:szCs w:val="24"/>
-        </w:rPr>
-        <w:t xml:space="preserve">むしろ、本気で届けたいと思っているからこそ、</w:t>
-      </w:r>
-    </w:p>
-    <w:p>
-      <w:pPr>
-        <w:spacing w:after="0" w:line="320"/>
-      </w:pPr>
-      <w:r>
-        <w:rPr>
-          <w:rFonts w:ascii="游明朝" w:cs="游明朝" w:eastAsia="游明朝" w:hAnsi="游明朝"/>
-          <w:sz w:val="24"/>
-          <w:szCs w:val="24"/>
-        </w:rPr>
-        <w:t xml:space="preserve">どう見えるか、どう伝わるかを、とことん考え抜く必要がある。</w:t>
-      </w:r>
-    </w:p>
-    <w:p>
-      <w:pPr>
-        <w:spacing w:after="120"/>
-      </w:pPr>
-    </w:p>
-    <w:p>
-      <w:pPr>
-        <w:spacing w:after="0" w:line="320"/>
-      </w:pPr>
-      <w:r>
-        <w:rPr>
-          <w:rFonts w:ascii="游明朝" w:cs="游明朝" w:eastAsia="游明朝" w:hAnsi="游明朝"/>
-          <w:sz w:val="24"/>
-          <w:szCs w:val="24"/>
-        </w:rPr>
-        <w:t xml:space="preserve">空海は、それを千年前にやっていた。</w:t>
-      </w:r>
-    </w:p>
-    <w:p>
-      <w:pPr>
-        <w:spacing w:after="120"/>
-      </w:pPr>
-    </w:p>
-    <w:p>
-      <w:pPr>
-        <w:spacing w:after="0" w:line="320"/>
-      </w:pPr>
-      <w:r>
-        <w:rPr>
-          <w:rFonts w:ascii="游明朝" w:cs="游明朝" w:eastAsia="游明朝" w:hAnsi="游明朝"/>
-          <w:sz w:val="24"/>
-          <w:szCs w:val="24"/>
-        </w:rPr>
-        <w:t xml:space="preserve">もうひとつ、痛かったことがある。</w:t>
-      </w:r>
-    </w:p>
-    <w:p>
-      <w:pPr>
-        <w:spacing w:after="120"/>
-      </w:pPr>
-    </w:p>
-    <w:p>
-      <w:pPr>
-        <w:spacing w:after="0" w:line="320"/>
-      </w:pPr>
-      <w:r>
-        <w:rPr>
-          <w:rFonts w:ascii="游明朝" w:cs="游明朝" w:eastAsia="游明朝" w:hAnsi="游明朝"/>
-          <w:sz w:val="24"/>
-          <w:szCs w:val="24"/>
-        </w:rPr>
-        <w:t xml:space="preserve">あれだけの規模の教えを広めるのに、</w:t>
-      </w:r>
-    </w:p>
-    <w:p>
-      <w:pPr>
-        <w:spacing w:after="0" w:line="320"/>
-      </w:pPr>
-      <w:r>
-        <w:rPr>
-          <w:rFonts w:ascii="游明朝" w:cs="游明朝" w:eastAsia="游明朝" w:hAnsi="游明朝"/>
-          <w:sz w:val="24"/>
-          <w:szCs w:val="24"/>
-        </w:rPr>
-        <w:t xml:space="preserve">空海は、決して一人ではなかったということだ。</w:t>
-      </w:r>
-    </w:p>
-    <w:p>
-      <w:pPr>
-        <w:spacing w:after="120"/>
-      </w:pPr>
-    </w:p>
-    <w:p>
-      <w:pPr>
-        <w:spacing w:after="0" w:line="320"/>
-      </w:pPr>
-      <w:r>
-        <w:rPr>
-          <w:rFonts w:ascii="游明朝" w:cs="游明朝" w:eastAsia="游明朝" w:hAnsi="游明朝"/>
-          <w:sz w:val="24"/>
-          <w:szCs w:val="24"/>
-        </w:rPr>
-        <w:t xml:space="preserve">弟子がいて、絵師がいて、彫師がいて、</w:t>
-      </w:r>
-    </w:p>
-    <w:p>
-      <w:pPr>
-        <w:spacing w:after="0" w:line="320"/>
-      </w:pPr>
-      <w:r>
-        <w:rPr>
-          <w:rFonts w:ascii="游明朝" w:cs="游明朝" w:eastAsia="游明朝" w:hAnsi="游明朝"/>
-          <w:sz w:val="24"/>
-          <w:szCs w:val="24"/>
-        </w:rPr>
-        <w:t xml:space="preserve">それぞれの得意なことを持ち寄って、あの仏像たちは形になっている。</w:t>
-      </w:r>
-    </w:p>
-    <w:p>
-      <w:pPr>
-        <w:spacing w:after="120"/>
-      </w:pPr>
-    </w:p>
-    <w:p>
-      <w:pPr>
-        <w:spacing w:after="0" w:line="320"/>
-      </w:pPr>
-      <w:r>
-        <w:rPr>
-          <w:rFonts w:ascii="游明朝" w:cs="游明朝" w:eastAsia="游明朝" w:hAnsi="游明朝"/>
-          <w:sz w:val="24"/>
-          <w:szCs w:val="24"/>
-        </w:rPr>
-        <w:t xml:space="preserve">正直に言うと、私は今、いろんな発信を、</w:t>
-      </w:r>
-    </w:p>
-    <w:p>
-      <w:pPr>
-        <w:spacing w:after="0" w:line="320"/>
-      </w:pPr>
-      <w:r>
-        <w:rPr>
-          <w:rFonts w:ascii="游明朝" w:cs="游明朝" w:eastAsia="游明朝" w:hAnsi="游明朝"/>
-          <w:sz w:val="24"/>
-          <w:szCs w:val="24"/>
-        </w:rPr>
-        <w:t xml:space="preserve">かなり一人で抱え込んでいる。</w:t>
-      </w:r>
-    </w:p>
-    <w:p>
-      <w:pPr>
-        <w:spacing w:after="120"/>
-      </w:pPr>
-    </w:p>
-    <w:p>
-      <w:pPr>
-        <w:spacing w:after="0" w:line="320"/>
-      </w:pPr>
-      <w:r>
-        <w:rPr>
-          <w:rFonts w:ascii="游明朝" w:cs="游明朝" w:eastAsia="游明朝" w:hAnsi="游明朝"/>
-          <w:sz w:val="24"/>
-          <w:szCs w:val="24"/>
-        </w:rPr>
-        <w:t xml:space="preserve">セミナーの内容をまとめるのも、</w:t>
-      </w:r>
-    </w:p>
-    <w:p>
-      <w:pPr>
-        <w:spacing w:after="0" w:line="320"/>
-      </w:pPr>
-      <w:r>
-        <w:rPr>
-          <w:rFonts w:ascii="游明朝" w:cs="游明朝" w:eastAsia="游明朝" w:hAnsi="游明朝"/>
-          <w:sz w:val="24"/>
-          <w:szCs w:val="24"/>
-        </w:rPr>
-        <w:t xml:space="preserve">noteの記事を書くのも、</w:t>
-      </w:r>
-    </w:p>
-    <w:p>
-      <w:pPr>
-        <w:spacing w:after="0" w:line="320"/>
-      </w:pPr>
-      <w:r>
-        <w:rPr>
-          <w:rFonts w:ascii="游明朝" w:cs="游明朝" w:eastAsia="游明朝" w:hAnsi="游明朝"/>
-          <w:sz w:val="24"/>
-          <w:szCs w:val="24"/>
-        </w:rPr>
-        <w:t xml:space="preserve">思いついたことを形にするのも、</w:t>
-      </w:r>
-    </w:p>
-    <w:p>
-      <w:pPr>
-        <w:spacing w:after="0" w:line="320"/>
-      </w:pPr>
-      <w:r>
-        <w:rPr>
-          <w:rFonts w:ascii="游明朝" w:cs="游明朝" w:eastAsia="游明朝" w:hAnsi="游明朝"/>
-          <w:sz w:val="24"/>
-          <w:szCs w:val="24"/>
-        </w:rPr>
-        <w:t xml:space="preserve">気づけば自分一人で完結させようとしている自分がいる。</w:t>
-      </w:r>
-    </w:p>
-    <w:p>
-      <w:pPr>
-        <w:spacing w:after="120"/>
-      </w:pPr>
-    </w:p>
-    <w:p>
-      <w:pPr>
-        <w:spacing w:after="0" w:line="320"/>
-      </w:pPr>
-      <w:r>
-        <w:rPr>
-          <w:rFonts w:ascii="游明朝" w:cs="游明朝" w:eastAsia="游明朝" w:hAnsi="游明朝"/>
-          <w:sz w:val="24"/>
-          <w:szCs w:val="24"/>
-        </w:rPr>
-        <w:t xml:space="preserve">誰かに頼るのが、なんとなく苦手なのだ。</w:t>
-      </w:r>
-    </w:p>
-    <w:p>
-      <w:pPr>
-        <w:spacing w:after="0" w:line="320"/>
-      </w:pPr>
-      <w:r>
-        <w:rPr>
-          <w:rFonts w:ascii="游明朝" w:cs="游明朝" w:eastAsia="游明朝" w:hAnsi="游明朝"/>
-          <w:sz w:val="24"/>
-          <w:szCs w:val="24"/>
-        </w:rPr>
-        <w:t xml:space="preserve">自分でやった方が早いと、いつも思ってしまう。</w:t>
-      </w:r>
-    </w:p>
-    <w:p>
-      <w:pPr>
-        <w:spacing w:after="120"/>
-      </w:pPr>
-    </w:p>
-    <w:p>
-      <w:pPr>
-        <w:spacing w:after="0" w:line="320"/>
-      </w:pPr>
-      <w:r>
-        <w:rPr>
-          <w:rFonts w:ascii="游明朝" w:cs="游明朝" w:eastAsia="游明朝" w:hAnsi="游明朝"/>
-          <w:sz w:val="24"/>
-          <w:szCs w:val="24"/>
-        </w:rPr>
-        <w:t xml:space="preserve">でも、それでは千年は届かない。</w:t>
-      </w:r>
-    </w:p>
-    <w:p>
-      <w:pPr>
-        <w:spacing w:after="120"/>
-      </w:pPr>
-    </w:p>
-    <w:p>
-      <w:pPr>
-        <w:spacing w:after="0" w:line="320"/>
-      </w:pPr>
-      <w:r>
-        <w:rPr>
-          <w:rFonts w:ascii="游明朝" w:cs="游明朝" w:eastAsia="游明朝" w:hAnsi="游明朝"/>
-          <w:sz w:val="24"/>
-          <w:szCs w:val="24"/>
-        </w:rPr>
-        <w:t xml:space="preserve">空海が一人であそこまでやっていたら、</w:t>
-      </w:r>
-    </w:p>
-    <w:p>
-      <w:pPr>
-        <w:spacing w:after="0" w:line="320"/>
-      </w:pPr>
-      <w:r>
-        <w:rPr>
-          <w:rFonts w:ascii="游明朝" w:cs="游明朝" w:eastAsia="游明朝" w:hAnsi="游明朝"/>
-          <w:sz w:val="24"/>
-          <w:szCs w:val="24"/>
-        </w:rPr>
-        <w:t xml:space="preserve">きっと真言宗は、あの規模では残らなかった。</w:t>
-      </w:r>
-    </w:p>
-    <w:p>
-      <w:pPr>
-        <w:spacing w:after="120"/>
-      </w:pPr>
-    </w:p>
-    <w:p>
-      <w:pPr>
-        <w:spacing w:after="0" w:line="320"/>
-      </w:pPr>
-      <w:r>
-        <w:rPr>
-          <w:rFonts w:ascii="游明朝" w:cs="游明朝" w:eastAsia="游明朝" w:hAnsi="游明朝"/>
-          <w:sz w:val="24"/>
-          <w:szCs w:val="24"/>
-        </w:rPr>
-        <w:t xml:space="preserve">チームで作るからこそ、</w:t>
-      </w:r>
-    </w:p>
-    <w:p>
-      <w:pPr>
-        <w:spacing w:after="0" w:line="320"/>
-      </w:pPr>
-      <w:r>
-        <w:rPr>
-          <w:rFonts w:ascii="游明朝" w:cs="游明朝" w:eastAsia="游明朝" w:hAnsi="游明朝"/>
-          <w:sz w:val="24"/>
-          <w:szCs w:val="24"/>
-        </w:rPr>
-        <w:t xml:space="preserve">一人では思いつかない角度のアイデアが生まれる。</w:t>
-      </w:r>
-    </w:p>
-    <w:p>
-      <w:pPr>
-        <w:spacing w:after="0" w:line="320"/>
-      </w:pPr>
-      <w:r>
-        <w:rPr>
-          <w:rFonts w:ascii="游明朝" w:cs="游明朝" w:eastAsia="游明朝" w:hAnsi="游明朝"/>
-          <w:sz w:val="24"/>
-          <w:szCs w:val="24"/>
-        </w:rPr>
-        <w:t xml:space="preserve">一人では出せないスピードが出る。</w:t>
-      </w:r>
-    </w:p>
-    <w:p>
-      <w:pPr>
-        <w:spacing w:after="120"/>
-      </w:pPr>
-    </w:p>
-    <w:p>
-      <w:pPr>
-        <w:spacing w:after="0" w:line="320"/>
-      </w:pPr>
-      <w:r>
-        <w:rPr>
-          <w:rFonts w:ascii="游明朝" w:cs="游明朝" w:eastAsia="游明朝" w:hAnsi="游明朝"/>
-          <w:sz w:val="24"/>
-          <w:szCs w:val="24"/>
-        </w:rPr>
-        <w:t xml:space="preserve">それを、あの展示室で、仏様たちに教えられた気がする。</w:t>
-      </w:r>
-    </w:p>
-    <w:p>
-      <w:pPr>
-        <w:spacing w:after="120"/>
-      </w:pPr>
-    </w:p>
-    <w:p>
-      <w:pPr>
-        <w:spacing w:after="0" w:line="320"/>
-      </w:pPr>
-      <w:r>
-        <w:rPr>
-          <w:rFonts w:ascii="游明朝" w:cs="游明朝" w:eastAsia="游明朝" w:hAnsi="游明朝"/>
-          <w:sz w:val="24"/>
-          <w:szCs w:val="24"/>
-        </w:rPr>
-        <w:t xml:space="preserve">正直、仏像を見て、自分の仕事のやり方をここまで反省する日が来るとは思わなかった。</w:t>
+        <w:t xml:space="preserve">実を言うと、私は「一人で抱え込んでいる」わけではない。</w:t>
+      </w:r>
+    </w:p>
+    <w:p>
+      <w:pPr>
+        <w:spacing w:after="120"/>
+      </w:pPr>
+    </w:p>
+    <w:p>
+      <w:pPr>
+        <w:spacing w:after="0" w:line="320"/>
+      </w:pPr>
+      <w:r>
+        <w:rPr>
+          <w:rFonts w:ascii="游明朝" w:cs="游明朝" w:eastAsia="游明朝" w:hAnsi="游明朝"/>
+          <w:sz w:val="24"/>
+          <w:szCs w:val="24"/>
+        </w:rPr>
+        <w:t xml:space="preserve">そうじゃなくて、もっと単純な話だ。</w:t>
+      </w:r>
+    </w:p>
+    <w:p>
+      <w:pPr>
+        <w:spacing w:after="120"/>
+      </w:pPr>
+    </w:p>
+    <w:p>
+      <w:pPr>
+        <w:spacing w:after="0" w:line="320"/>
+      </w:pPr>
+      <w:r>
+        <w:rPr>
+          <w:rFonts w:ascii="游明朝" w:cs="游明朝" w:eastAsia="游明朝" w:hAnsi="游明朝"/>
+          <w:sz w:val="24"/>
+          <w:szCs w:val="24"/>
+        </w:rPr>
+        <w:t xml:space="preserve">どうすれば楽しく届けられるか、</w:t>
+      </w:r>
+    </w:p>
+    <w:p>
+      <w:pPr>
+        <w:spacing w:after="0" w:line="320"/>
+      </w:pPr>
+      <w:r>
+        <w:rPr>
+          <w:rFonts w:ascii="游明朝" w:cs="游明朝" w:eastAsia="游明朝" w:hAnsi="游明朝"/>
+          <w:sz w:val="24"/>
+          <w:szCs w:val="24"/>
+        </w:rPr>
+        <w:t xml:space="preserve">どうすれば飽きずに伝え続けられるか。</w:t>
+      </w:r>
+    </w:p>
+    <w:p>
+      <w:pPr>
+        <w:spacing w:after="120"/>
+      </w:pPr>
+    </w:p>
+    <w:p>
+      <w:pPr>
+        <w:spacing w:after="0" w:line="320"/>
+      </w:pPr>
+      <w:r>
+        <w:rPr>
+          <w:rFonts w:ascii="游明朝" w:cs="游明朝" w:eastAsia="游明朝" w:hAnsi="游明朝"/>
+          <w:sz w:val="24"/>
+          <w:szCs w:val="24"/>
+        </w:rPr>
+        <w:t xml:space="preserve">それをじっくり考える前に、</w:t>
+      </w:r>
+    </w:p>
+    <w:p>
+      <w:pPr>
+        <w:spacing w:after="0" w:line="320"/>
+      </w:pPr>
+      <w:r>
+        <w:rPr>
+          <w:rFonts w:ascii="游明朝" w:cs="游明朝" w:eastAsia="游明朝" w:hAnsi="游明朝"/>
+          <w:sz w:val="24"/>
+          <w:szCs w:val="24"/>
+        </w:rPr>
+        <w:t xml:space="preserve">私はいつも、先に飽きてしまう性格なのだ。</w:t>
+      </w:r>
+    </w:p>
+    <w:p>
+      <w:pPr>
+        <w:spacing w:after="120"/>
+      </w:pPr>
+    </w:p>
+    <w:p>
+      <w:pPr>
+        <w:spacing w:after="0" w:line="320"/>
+      </w:pPr>
+      <w:r>
+        <w:rPr>
+          <w:rFonts w:ascii="游明朝" w:cs="游明朝" w:eastAsia="游明朝" w:hAnsi="游明朝"/>
+          <w:sz w:val="24"/>
+          <w:szCs w:val="24"/>
+        </w:rPr>
+        <w:t xml:space="preserve">伝えたい思想は、ちゃんとある。</w:t>
+      </w:r>
+    </w:p>
+    <w:p>
+      <w:pPr>
+        <w:spacing w:after="0" w:line="320"/>
+      </w:pPr>
+      <w:r>
+        <w:rPr>
+          <w:rFonts w:ascii="游明朝" w:cs="游明朝" w:eastAsia="游明朝" w:hAnsi="游明朝"/>
+          <w:sz w:val="24"/>
+          <w:szCs w:val="24"/>
+        </w:rPr>
+        <w:t xml:space="preserve">これを誰かに届けたいという気持ちも、ずっとある。</w:t>
+      </w:r>
+    </w:p>
+    <w:p>
+      <w:pPr>
+        <w:spacing w:after="120"/>
+      </w:pPr>
+    </w:p>
+    <w:p>
+      <w:pPr>
+        <w:spacing w:after="0" w:line="320"/>
+      </w:pPr>
+      <w:r>
+        <w:rPr>
+          <w:rFonts w:ascii="游明朝" w:cs="游明朝" w:eastAsia="游明朝" w:hAnsi="游明朝"/>
+          <w:sz w:val="24"/>
+          <w:szCs w:val="24"/>
+        </w:rPr>
+        <w:t xml:space="preserve">でも、それをどう戦略的に、どうエンタメチックに届けるか。</w:t>
+      </w:r>
+    </w:p>
+    <w:p>
+      <w:pPr>
+        <w:spacing w:after="0" w:line="320"/>
+      </w:pPr>
+      <w:r>
+        <w:rPr>
+          <w:rFonts w:ascii="游明朝" w:cs="游明朝" w:eastAsia="游明朝" w:hAnsi="游明朝"/>
+          <w:sz w:val="24"/>
+          <w:szCs w:val="24"/>
+        </w:rPr>
+        <w:t xml:space="preserve">そこを最後まで考え抜く前に、</w:t>
+      </w:r>
+    </w:p>
+    <w:p>
+      <w:pPr>
+        <w:spacing w:after="0" w:line="320"/>
+      </w:pPr>
+      <w:r>
+        <w:rPr>
+          <w:rFonts w:ascii="游明朝" w:cs="游明朝" w:eastAsia="游明朝" w:hAnsi="游明朝"/>
+          <w:sz w:val="24"/>
+          <w:szCs w:val="24"/>
+        </w:rPr>
+        <w:t xml:space="preserve">なんとなく次のことに気が向いてしまう。</w:t>
+      </w:r>
+    </w:p>
+    <w:p>
+      <w:pPr>
+        <w:spacing w:after="120"/>
+      </w:pPr>
+    </w:p>
+    <w:p>
+      <w:pPr>
+        <w:spacing w:after="0" w:line="320"/>
+      </w:pPr>
+      <w:r>
+        <w:rPr>
+          <w:rFonts w:ascii="游明朝" w:cs="游明朝" w:eastAsia="游明朝" w:hAnsi="游明朝"/>
+          <w:sz w:val="24"/>
+          <w:szCs w:val="24"/>
+        </w:rPr>
+        <w:t xml:space="preserve">粘り強さが、正直、足りていないのだ。</w:t>
+      </w:r>
+    </w:p>
+    <w:p>
+      <w:pPr>
+        <w:spacing w:after="120"/>
+      </w:pPr>
+    </w:p>
+    <w:p>
+      <w:pPr>
+        <w:spacing w:after="0" w:line="320"/>
+      </w:pPr>
+      <w:r>
+        <w:rPr>
+          <w:rFonts w:ascii="游明朝" w:cs="游明朝" w:eastAsia="游明朝" w:hAnsi="游明朝"/>
+          <w:sz w:val="24"/>
+          <w:szCs w:val="24"/>
+        </w:rPr>
+        <w:t xml:space="preserve">だからこそ、あの展示室で、これだけ刺さったんだと思う。</w:t>
+      </w:r>
+    </w:p>
+    <w:p>
+      <w:pPr>
+        <w:spacing w:after="120"/>
+      </w:pPr>
+    </w:p>
+    <w:p>
+      <w:pPr>
+        <w:spacing w:after="0" w:line="320"/>
+      </w:pPr>
+      <w:r>
+        <w:rPr>
+          <w:rFonts w:ascii="游明朝" w:cs="游明朝" w:eastAsia="游明朝" w:hAnsi="游明朝"/>
+          <w:sz w:val="24"/>
+          <w:szCs w:val="24"/>
+        </w:rPr>
+        <w:t xml:space="preserve">空海は、自分の思想をどうすれば届けられるかを、</w:t>
+      </w:r>
+    </w:p>
+    <w:p>
+      <w:pPr>
+        <w:spacing w:after="0" w:line="320"/>
+      </w:pPr>
+      <w:r>
+        <w:rPr>
+          <w:rFonts w:ascii="游明朝" w:cs="游明朝" w:eastAsia="游明朝" w:hAnsi="游明朝"/>
+          <w:sz w:val="24"/>
+          <w:szCs w:val="24"/>
+        </w:rPr>
+        <w:t xml:space="preserve">戦略的に、そしてエンタメチックに、とことん考え抜いた。</w:t>
+      </w:r>
+    </w:p>
+    <w:p>
+      <w:pPr>
+        <w:spacing w:after="120"/>
+      </w:pPr>
+    </w:p>
+    <w:p>
+      <w:pPr>
+        <w:spacing w:after="0" w:line="320"/>
+      </w:pPr>
+      <w:r>
+        <w:rPr>
+          <w:rFonts w:ascii="游明朝" w:cs="游明朝" w:eastAsia="游明朝" w:hAnsi="游明朝"/>
+          <w:sz w:val="24"/>
+          <w:szCs w:val="24"/>
+        </w:rPr>
+        <w:t xml:space="preserve">考え抜いた上で、実際にその通りに布教した。</w:t>
+      </w:r>
+    </w:p>
+    <w:p>
+      <w:pPr>
+        <w:spacing w:after="120"/>
+      </w:pPr>
+    </w:p>
+    <w:p>
+      <w:pPr>
+        <w:spacing w:after="0" w:line="320"/>
+      </w:pPr>
+      <w:r>
+        <w:rPr>
+          <w:rFonts w:ascii="游明朝" w:cs="游明朝" w:eastAsia="游明朝" w:hAnsi="游明朝"/>
+          <w:sz w:val="24"/>
+          <w:szCs w:val="24"/>
+        </w:rPr>
+        <w:t xml:space="preserve">だから、あの教えは、千年経った今も、</w:t>
+      </w:r>
+    </w:p>
+    <w:p>
+      <w:pPr>
+        <w:spacing w:after="0" w:line="320"/>
+      </w:pPr>
+      <w:r>
+        <w:rPr>
+          <w:rFonts w:ascii="游明朝" w:cs="游明朝" w:eastAsia="游明朝" w:hAnsi="游明朝"/>
+          <w:sz w:val="24"/>
+          <w:szCs w:val="24"/>
+        </w:rPr>
+        <w:t xml:space="preserve">初めて見た私にすら、こんなにまっすぐ響いてくる。</w:t>
+      </w:r>
+    </w:p>
+    <w:p>
+      <w:pPr>
+        <w:spacing w:after="120"/>
+      </w:pPr>
+    </w:p>
+    <w:p>
+      <w:pPr>
+        <w:spacing w:after="0" w:line="320"/>
+      </w:pPr>
+      <w:r>
+        <w:rPr>
+          <w:rFonts w:ascii="游明朝" w:cs="游明朝" w:eastAsia="游明朝" w:hAnsi="游明朝"/>
+          <w:sz w:val="24"/>
+          <w:szCs w:val="24"/>
+        </w:rPr>
+        <w:t xml:space="preserve">飽きる前に、考え抜く。</w:t>
+      </w:r>
+    </w:p>
+    <w:p>
+      <w:pPr>
+        <w:spacing w:after="0" w:line="320"/>
+      </w:pPr>
+      <w:r>
+        <w:rPr>
+          <w:rFonts w:ascii="游明朝" w:cs="游明朝" w:eastAsia="游明朝" w:hAnsi="游明朝"/>
+          <w:sz w:val="24"/>
+          <w:szCs w:val="24"/>
+        </w:rPr>
+        <w:t xml:space="preserve">考え抜いた上で、実際にやりきる。</w:t>
+      </w:r>
+    </w:p>
+    <w:p>
+      <w:pPr>
+        <w:spacing w:after="120"/>
+      </w:pPr>
+    </w:p>
+    <w:p>
+      <w:pPr>
+        <w:spacing w:after="0" w:line="320"/>
+      </w:pPr>
+      <w:r>
+        <w:rPr>
+          <w:rFonts w:ascii="游明朝" w:cs="游明朝" w:eastAsia="游明朝" w:hAnsi="游明朝"/>
+          <w:sz w:val="24"/>
+          <w:szCs w:val="24"/>
+        </w:rPr>
+        <w:t xml:space="preserve">それを千年前にやり遂げた人がいたという事実に、</w:t>
+      </w:r>
+    </w:p>
+    <w:p>
+      <w:pPr>
+        <w:spacing w:after="0" w:line="320"/>
+      </w:pPr>
+      <w:r>
+        <w:rPr>
+          <w:rFonts w:ascii="游明朝" w:cs="游明朝" w:eastAsia="游明朝" w:hAnsi="游明朝"/>
+          <w:sz w:val="24"/>
+          <w:szCs w:val="24"/>
+        </w:rPr>
+        <w:t xml:space="preserve">飽きっぽい自分は、静かに打ちのめされた。</w:t>
+      </w:r>
+    </w:p>
+    <w:p>
+      <w:pPr>
+        <w:spacing w:after="120"/>
+      </w:pPr>
+    </w:p>
+    <w:p>
+      <w:pPr>
+        <w:spacing w:after="0" w:line="320"/>
+      </w:pPr>
+      <w:r>
+        <w:rPr>
+          <w:rFonts w:ascii="游明朝" w:cs="游明朝" w:eastAsia="游明朝" w:hAnsi="游明朝"/>
+          <w:sz w:val="24"/>
+          <w:szCs w:val="24"/>
+        </w:rPr>
+        <w:t xml:space="preserve">正直、仏像を見て、自分の性格の弱さをここまで突きつけられる日が来るとは思わなかった。</w:t>
       </w:r>
     </w:p>
     <w:p>
@@ -1278,86 +1053,6 @@
           <w:szCs w:val="24"/>
         </w:rPr>
         <w:t xml:space="preserve">でも本当にそうだった。</w:t>
-      </w:r>
-    </w:p>
-    <w:p>
-      <w:pPr>
-        <w:spacing w:after="120"/>
-      </w:pPr>
-    </w:p>
-    <w:p>
-      <w:pPr>
-        <w:spacing w:after="0" w:line="320"/>
-      </w:pPr>
-      <w:r>
-        <w:rPr>
-          <w:rFonts w:ascii="游明朝" w:cs="游明朝" w:eastAsia="游明朝" w:hAnsi="游明朝"/>
-          <w:sz w:val="24"/>
-          <w:szCs w:val="24"/>
-        </w:rPr>
-        <w:t xml:space="preserve">千年前の人が、あれだけ本気で「届け方」を考え抜いていたのに、</w:t>
-      </w:r>
-    </w:p>
-    <w:p>
-      <w:pPr>
-        <w:spacing w:after="0" w:line="320"/>
-      </w:pPr>
-      <w:r>
-        <w:rPr>
-          <w:rFonts w:ascii="游明朝" w:cs="游明朝" w:eastAsia="游明朝" w:hAnsi="游明朝"/>
-          <w:sz w:val="24"/>
-          <w:szCs w:val="24"/>
-        </w:rPr>
-        <w:t xml:space="preserve">今の自分が、それを恥ずかしがっている場合ではない。</w:t>
-      </w:r>
-    </w:p>
-    <w:p>
-      <w:pPr>
-        <w:spacing w:after="120"/>
-      </w:pPr>
-    </w:p>
-    <w:p>
-      <w:pPr>
-        <w:spacing w:after="0" w:line="320"/>
-      </w:pPr>
-      <w:r>
-        <w:rPr>
-          <w:rFonts w:ascii="游明朝" w:cs="游明朝" w:eastAsia="游明朝" w:hAnsi="游明朝"/>
-          <w:sz w:val="24"/>
-          <w:szCs w:val="24"/>
-        </w:rPr>
-        <w:t xml:space="preserve">工夫することは、不純なことじゃない。</w:t>
-      </w:r>
-    </w:p>
-    <w:p>
-      <w:pPr>
-        <w:spacing w:after="0" w:line="320"/>
-      </w:pPr>
-      <w:r>
-        <w:rPr>
-          <w:rFonts w:ascii="游明朝" w:cs="游明朝" w:eastAsia="游明朝" w:hAnsi="游明朝"/>
-          <w:sz w:val="24"/>
-          <w:szCs w:val="24"/>
-        </w:rPr>
-        <w:t xml:space="preserve">一人で抱え込むことは、美徳じゃない。</w:t>
-      </w:r>
-    </w:p>
-    <w:p>
-      <w:pPr>
-        <w:spacing w:after="120"/>
-      </w:pPr>
-    </w:p>
-    <w:p>
-      <w:pPr>
-        <w:spacing w:after="0" w:line="320"/>
-      </w:pPr>
-      <w:r>
-        <w:rPr>
-          <w:rFonts w:ascii="游明朝" w:cs="游明朝" w:eastAsia="游明朝" w:hAnsi="游明朝"/>
-          <w:sz w:val="24"/>
-          <w:szCs w:val="24"/>
-        </w:rPr>
-        <w:t xml:space="preserve">そのふたつを、静かに、でもはっきりと突きつけられた気がした。</w:t>
       </w:r>
     </w:p>
     <w:p>
